--- a/Documentos/MIA - Documento de Mejoras.docx
+++ b/Documentos/MIA - Documento de Mejoras.docx
@@ -2349,8 +2349,8 @@
       </w:r>
     </w:p>
     <w:sectPr>
-      <w:headerReference w:type="default" r:id="rId7"/>
-      <w:footerReference w:type="default" r:id="rId8"/>
+      <w:headerReference w:type="default" r:id="rId8"/>
+      <w:footerReference w:type="default" r:id="rId9"/>
       <w:pgSz w:w="12240" w:h="15840"/>
       <w:pgMar w:top="1440" w:right="1440" w:bottom="1440" w:left="2835" w:header="720" w:footer="720" w:gutter="0"/>
       <w:pgNumType w:start="1"/>
@@ -2495,13 +2495,7 @@
               <wp:extent cx="6600825" cy="704850"/>
               <wp:effectExtent l="0" t="0" r="9525" b="0"/>
               <wp:wrapNone/>
-              <wp:docPr id="2" name="Rectángulo 2">
-                <a:extLst xmlns:a="http://schemas.openxmlformats.org/drawingml/2006/main">
-                  <a:ext uri="{FF2B5EF4-FFF2-40B4-BE49-F238E27FC236}">
-                    <a16:creationId xmlns:a16="http://schemas.microsoft.com/office/drawing/2014/main" id="{E8596E65-1FB0-4307-83AB-B5AECE8D1FE5}"/>
-                  </a:ext>
-                </a:extLst>
-              </wp:docPr>
+              <wp:docPr id="2" name="Rectángulo 2"/>
               <wp:cNvGraphicFramePr/>
               <a:graphic xmlns:a="http://schemas.openxmlformats.org/drawingml/2006/main">
                 <a:graphicData uri="http://schemas.microsoft.com/office/word/2010/wordprocessingShape">
@@ -2550,10 +2544,47 @@
             </wp:anchor>
           </w:drawing>
         </mc:Choice>
-        <mc:Fallback>
-          <w:pict>
-            <v:rect w14:anchorId="620AB5C2" id="Rectángulo 2" o:spid="_x0000_s1026" style="position:absolute;margin-left:-147.75pt;margin-top:12.6pt;width:519.75pt;height:55.5pt;z-index:-251655168;visibility:visible;mso-wrap-style:square;mso-wrap-distance-left:0;mso-wrap-distance-top:0;mso-wrap-distance-right:0;mso-wrap-distance-bottom:0;mso-position-horizontal:absolute;mso-position-horizontal-relative:text;mso-position-vertical:absolute;mso-position-vertical-relative:text;v-text-anchor:middle" o:gfxdata="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" fillcolor="#db0032" stroked="f" strokeweight="2pt"/>
-          </w:pict>
+        <mc:Fallback xmlns:sl="http://schemas.openxmlformats.org/schemaLibrary/2006/main" xmlns:a="http://schemas.openxmlformats.org/drawingml/2006/main" xmlns:pic="http://schemas.openxmlformats.org/drawingml/2006/picture" xmlns:c="http://schemas.openxmlformats.org/drawingml/2006/chart" xmlns:lc="http://schemas.openxmlformats.org/drawingml/2006/lockedCanvas" xmlns:dgm="http://schemas.openxmlformats.org/drawingml/2006/diagram">
+          <w:drawing>
+            <wp:anchor allowOverlap="1" behindDoc="1" distB="0" distT="0" distL="0" distR="0" hidden="0" layoutInCell="1" locked="0" relativeHeight="0" simplePos="0">
+              <wp:simplePos x="0" y="0"/>
+              <wp:positionH relativeFrom="column">
+                <wp:posOffset>-1876424</wp:posOffset>
+              </wp:positionH>
+              <wp:positionV relativeFrom="paragraph">
+                <wp:posOffset>160020</wp:posOffset>
+              </wp:positionV>
+              <wp:extent cx="6610350" cy="704850"/>
+              <wp:effectExtent b="0" l="0" r="0" t="0"/>
+              <wp:wrapNone/>
+              <wp:docPr id="2" name="image3.png"/>
+              <a:graphic>
+                <a:graphicData uri="http://schemas.openxmlformats.org/drawingml/2006/picture">
+                  <pic:pic>
+                    <pic:nvPicPr>
+                      <pic:cNvPr id="0" name="image3.png"/>
+                      <pic:cNvPicPr preferRelativeResize="0"/>
+                    </pic:nvPicPr>
+                    <pic:blipFill>
+                      <a:blip r:embed="rId1"/>
+                      <a:srcRect b="0" l="0" r="0" t="0"/>
+                      <a:stretch>
+                        <a:fillRect/>
+                      </a:stretch>
+                    </pic:blipFill>
+                    <pic:spPr>
+                      <a:xfrm>
+                        <a:off x="0" y="0"/>
+                        <a:ext cx="6610350" cy="704850"/>
+                      </a:xfrm>
+                      <a:prstGeom prst="rect"/>
+                      <a:ln/>
+                    </pic:spPr>
+                  </pic:pic>
+                </a:graphicData>
+              </a:graphic>
+            </wp:anchor>
+          </w:drawing>
         </mc:Fallback>
       </mc:AlternateContent>
     </w:r>
@@ -2575,13 +2606,7 @@
           <wp:extent cx="4381500" cy="259644"/>
           <wp:effectExtent l="0" t="0" r="0" b="0"/>
           <wp:wrapNone/>
-          <wp:docPr id="9" name="image9.png">
-            <a:extLst xmlns:a="http://schemas.openxmlformats.org/drawingml/2006/main">
-              <a:ext uri="{FF2B5EF4-FFF2-40B4-BE49-F238E27FC236}">
-                <a16:creationId xmlns:a16="http://schemas.microsoft.com/office/drawing/2014/main" id="{0FCAD190-F1CB-4F6D-9E61-8DF43312CC82}"/>
-              </a:ext>
-            </a:extLst>
-          </wp:docPr>
+          <wp:docPr id="9" name="image9.png"/>
           <wp:cNvGraphicFramePr/>
           <a:graphic xmlns:a="http://schemas.openxmlformats.org/drawingml/2006/main">
             <a:graphicData uri="http://schemas.openxmlformats.org/drawingml/2006/picture">
@@ -2591,7 +2616,7 @@
                   <pic:cNvPicPr preferRelativeResize="0"/>
                 </pic:nvPicPr>
                 <pic:blipFill>
-                  <a:blip r:embed="rId1"/>
+                  <a:blip r:embed="rId2"/>
                   <a:srcRect/>
                   <a:stretch>
                     <a:fillRect/>
@@ -2631,13 +2656,7 @@
           <wp:extent cx="3238500" cy="2857077"/>
           <wp:effectExtent l="0" t="0" r="0" b="0"/>
           <wp:wrapNone/>
-          <wp:docPr id="4" name="image1.png">
-            <a:extLst xmlns:a="http://schemas.openxmlformats.org/drawingml/2006/main">
-              <a:ext uri="{FF2B5EF4-FFF2-40B4-BE49-F238E27FC236}">
-                <a16:creationId xmlns:a16="http://schemas.microsoft.com/office/drawing/2014/main" id="{C5C0BE6F-ABAC-484A-BE43-6FF53D8C5D7B}"/>
-              </a:ext>
-            </a:extLst>
-          </wp:docPr>
+          <wp:docPr id="4" name="image1.png"/>
           <wp:cNvGraphicFramePr/>
           <a:graphic xmlns:a="http://schemas.openxmlformats.org/drawingml/2006/main">
             <a:graphicData uri="http://schemas.openxmlformats.org/drawingml/2006/picture">
@@ -2647,7 +2666,7 @@
                   <pic:cNvPicPr preferRelativeResize="0"/>
                 </pic:nvPicPr>
                 <pic:blipFill>
-                  <a:blip r:embed="rId2"/>
+                  <a:blip r:embed="rId3"/>
                   <a:srcRect/>
                   <a:stretch>
                     <a:fillRect/>
@@ -2745,13 +2764,7 @@
               <wp:extent cx="826135" cy="915035"/>
               <wp:effectExtent l="0" t="0" r="0" b="0"/>
               <wp:wrapNone/>
-              <wp:docPr id="13" name="Rectángulo 13">
-                <a:extLst xmlns:a="http://schemas.openxmlformats.org/drawingml/2006/main">
-                  <a:ext uri="{FF2B5EF4-FFF2-40B4-BE49-F238E27FC236}">
-                    <a16:creationId xmlns:a16="http://schemas.microsoft.com/office/drawing/2014/main" id="{BEBCEFC9-46F4-4444-9F85-BF77F55A109C}"/>
-                  </a:ext>
-                </a:extLst>
-              </wp:docPr>
+              <wp:docPr id="13" name="Rectángulo 13"/>
               <wp:cNvGraphicFramePr/>
               <a:graphic xmlns:a="http://schemas.openxmlformats.org/drawingml/2006/main">
                 <a:graphicData uri="http://schemas.microsoft.com/office/word/2010/wordprocessingShape">
@@ -2802,7 +2815,7 @@
         </mc:Choice>
         <mc:Fallback>
           <w:pict>
-            <v:rect w14:anchorId="2B593E8F" id="Rectángulo 13" o:spid="_x0000_s1026" style="position:absolute;margin-left:-109.5pt;margin-top:-36pt;width:65.05pt;height:72.05pt;z-index:251665408;visibility:visible;mso-wrap-style:square;mso-wrap-distance-left:9pt;mso-wrap-distance-top:0;mso-wrap-distance-right:9pt;mso-wrap-distance-bottom:0;mso-position-horizontal:absolute;mso-position-horizontal-relative:text;mso-position-vertical:absolute;mso-position-vertical-relative:text;v-text-anchor:middle" o:gfxdata="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" fillcolor="#db0032" stroked="f" strokeweight="2pt"/>
+            <v:rect w14:anchorId="0BEB9CC4" id="Rectángulo 13" o:spid="_x0000_s1026" style="position:absolute;margin-left:-109.5pt;margin-top:-36pt;width:65.05pt;height:72.05pt;z-index:251665408;visibility:visible;mso-wrap-style:square;mso-wrap-distance-left:9pt;mso-wrap-distance-top:0;mso-wrap-distance-right:9pt;mso-wrap-distance-bottom:0;mso-position-horizontal:absolute;mso-position-horizontal-relative:text;mso-position-vertical:absolute;mso-position-vertical-relative:text;v-text-anchor:middle" o:gfxdata="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" fillcolor="#db0032" stroked="f" strokeweight="2pt"/>
           </w:pict>
         </mc:Fallback>
       </mc:AlternateContent>
@@ -2826,13 +2839,7 @@
           <wp:extent cx="827593" cy="729712"/>
           <wp:effectExtent l="0" t="0" r="0" b="0"/>
           <wp:wrapNone/>
-          <wp:docPr id="14" name="image4.png">
-            <a:extLst xmlns:a="http://schemas.openxmlformats.org/drawingml/2006/main">
-              <a:ext uri="{FF2B5EF4-FFF2-40B4-BE49-F238E27FC236}">
-                <a16:creationId xmlns:a16="http://schemas.microsoft.com/office/drawing/2014/main" id="{6D0C3F49-C9D0-4B70-8939-7911E6F50A3E}"/>
-              </a:ext>
-            </a:extLst>
-          </wp:docPr>
+          <wp:docPr id="14" name="image4.png"/>
           <wp:cNvGraphicFramePr/>
           <a:graphic xmlns:a="http://schemas.openxmlformats.org/drawingml/2006/main">
             <a:graphicData uri="http://schemas.openxmlformats.org/drawingml/2006/picture">
@@ -2883,13 +2890,7 @@
           <wp:extent cx="848360" cy="342900"/>
           <wp:effectExtent l="0" t="0" r="0" b="0"/>
           <wp:wrapSquare wrapText="bothSides" distT="0" distB="0" distL="114300" distR="114300"/>
-          <wp:docPr id="15" name="image6.png" descr="Colaborá con Libertad y Progreso - Fundación Libertad Y Progreso">
-            <a:extLst xmlns:a="http://schemas.openxmlformats.org/drawingml/2006/main">
-              <a:ext uri="{FF2B5EF4-FFF2-40B4-BE49-F238E27FC236}">
-                <a16:creationId xmlns:a16="http://schemas.microsoft.com/office/drawing/2014/main" id="{F39429C6-1345-499F-8987-88636EAADE08}"/>
-              </a:ext>
-            </a:extLst>
-          </wp:docPr>
+          <wp:docPr id="15" name="image6.png" descr="Colaborá con Libertad y Progreso - Fundación Libertad Y Progreso"/>
           <wp:cNvGraphicFramePr/>
           <a:graphic xmlns:a="http://schemas.openxmlformats.org/drawingml/2006/main">
             <a:graphicData uri="http://schemas.openxmlformats.org/drawingml/2006/picture">
@@ -2970,7 +2971,6 @@
         <w:sz w:val="20"/>
         <w:szCs w:val="20"/>
       </w:rPr>
-      <w:t>X</w:t>
     </w:r>
     <w:r>
       <w:rPr>
@@ -2980,198 +2980,24 @@
         <w:sz w:val="20"/>
         <w:szCs w:val="20"/>
       </w:rPr>
-      <w:t xml:space="preserve"> 202</w:t>
     </w:r>
     <w:r>
       <w:rPr>
         <w:noProof/>
         <w:lang w:val="es-419" w:eastAsia="es-419"/>
       </w:rPr>
-      <mc:AlternateContent>
-        <mc:Choice Requires="wps">
-          <w:drawing>
-            <wp:anchor distT="0" distB="0" distL="114300" distR="114300" simplePos="0" relativeHeight="251658240" behindDoc="0" locked="0" layoutInCell="1" hidden="0" allowOverlap="1" wp14:anchorId="5FFD0720" wp14:editId="0907423A">
-              <wp:simplePos x="0" y="0"/>
-              <wp:positionH relativeFrom="column">
-                <wp:posOffset>-1390649</wp:posOffset>
-              </wp:positionH>
-              <wp:positionV relativeFrom="paragraph">
-                <wp:posOffset>-457199</wp:posOffset>
-              </wp:positionV>
-              <wp:extent cx="826135" cy="915035"/>
-              <wp:effectExtent l="0" t="0" r="0" b="0"/>
-              <wp:wrapNone/>
-              <wp:docPr id="1" name="Rectángulo 1">
-                <a:extLst xmlns:a="http://schemas.openxmlformats.org/drawingml/2006/main">
-                  <a:ext uri="{FF2B5EF4-FFF2-40B4-BE49-F238E27FC236}">
-                    <a16:creationId xmlns:a16="http://schemas.microsoft.com/office/drawing/2014/main" id="{ACD02DD6-C8E5-45A2-AB28-E8067C122F9A}"/>
-                  </a:ext>
-                </a:extLst>
-              </wp:docPr>
-              <wp:cNvGraphicFramePr/>
-              <a:graphic xmlns:a="http://schemas.openxmlformats.org/drawingml/2006/main">
-                <a:graphicData uri="http://schemas.microsoft.com/office/word/2010/wordprocessingShape">
-                  <wps:wsp>
-                    <wps:cNvSpPr/>
-                    <wps:spPr>
-                      <a:xfrm>
-                        <a:off x="0" y="0"/>
-                        <a:ext cx="826135" cy="915035"/>
-                      </a:xfrm>
-                      <a:prstGeom prst="rect">
-                        <a:avLst/>
-                      </a:prstGeom>
-                      <a:solidFill>
-                        <a:srgbClr val="DB0032"/>
-                      </a:solidFill>
-                      <a:ln>
-                        <a:noFill/>
-                      </a:ln>
-                    </wps:spPr>
-                    <wps:style>
-                      <a:lnRef idx="2">
-                        <a:schemeClr val="accent1">
-                          <a:shade val="50000"/>
-                        </a:schemeClr>
-                      </a:lnRef>
-                      <a:fillRef idx="1">
-                        <a:schemeClr val="accent1"/>
-                      </a:fillRef>
-                      <a:effectRef idx="0">
-                        <a:schemeClr val="accent1"/>
-                      </a:effectRef>
-                      <a:fontRef idx="minor">
-                        <a:schemeClr val="lt1"/>
-                      </a:fontRef>
-                    </wps:style>
-                    <wps:bodyPr rot="0" spcFirstLastPara="0" vertOverflow="overflow" horzOverflow="overflow" vert="horz" wrap="square" lIns="91440" tIns="45720" rIns="91440" bIns="45720" numCol="1" spcCol="0" rtlCol="0" fromWordArt="0" anchor="ctr" anchorCtr="0" forceAA="0" compatLnSpc="1">
-                      <a:prstTxWarp prst="textNoShape">
-                        <a:avLst/>
-                      </a:prstTxWarp>
-                      <a:noAutofit/>
-                    </wps:bodyPr>
-                  </wps:wsp>
-                </a:graphicData>
-              </a:graphic>
-            </wp:anchor>
-          </w:drawing>
-        </mc:Choice>
-        <mc:Fallback>
-          <w:pict>
-            <v:rect w14:anchorId="067A4D7D" id="Rectángulo 1" o:spid="_x0000_s1026" style="position:absolute;margin-left:-109.5pt;margin-top:-36pt;width:65.05pt;height:72.05pt;z-index:251658240;visibility:visible;mso-wrap-style:square;mso-wrap-distance-left:9pt;mso-wrap-distance-top:0;mso-wrap-distance-right:9pt;mso-wrap-distance-bottom:0;mso-position-horizontal:absolute;mso-position-horizontal-relative:text;mso-position-vertical:absolute;mso-position-vertical-relative:text;v-text-anchor:middle" o:gfxdata="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" fillcolor="#db0032" stroked="f" strokeweight="2pt"/>
-          </w:pict>
-        </mc:Fallback>
-      </mc:AlternateContent>
     </w:r>
     <w:r>
       <w:rPr>
         <w:noProof/>
         <w:lang w:val="es-419" w:eastAsia="es-419"/>
       </w:rPr>
-      <w:drawing>
-        <wp:anchor distT="0" distB="0" distL="114300" distR="114300" simplePos="0" relativeHeight="251659264" behindDoc="0" locked="0" layoutInCell="1" hidden="0" allowOverlap="1" wp14:anchorId="76845840" wp14:editId="4E3A7D65">
-          <wp:simplePos x="0" y="0"/>
-          <wp:positionH relativeFrom="column">
-            <wp:posOffset>-1390650</wp:posOffset>
-          </wp:positionH>
-          <wp:positionV relativeFrom="paragraph">
-            <wp:posOffset>-304799</wp:posOffset>
-          </wp:positionV>
-          <wp:extent cx="827593" cy="729712"/>
-          <wp:effectExtent l="0" t="0" r="0" b="0"/>
-          <wp:wrapNone/>
-          <wp:docPr id="5" name="image4.png">
-            <a:extLst xmlns:a="http://schemas.openxmlformats.org/drawingml/2006/main">
-              <a:ext uri="{FF2B5EF4-FFF2-40B4-BE49-F238E27FC236}">
-                <a16:creationId xmlns:a16="http://schemas.microsoft.com/office/drawing/2014/main" id="{45211105-9F59-4597-8039-1B32ED9C4EDE}"/>
-              </a:ext>
-            </a:extLst>
-          </wp:docPr>
-          <wp:cNvGraphicFramePr/>
-          <a:graphic xmlns:a="http://schemas.openxmlformats.org/drawingml/2006/main">
-            <a:graphicData uri="http://schemas.openxmlformats.org/drawingml/2006/picture">
-              <pic:pic xmlns:pic="http://schemas.openxmlformats.org/drawingml/2006/picture">
-                <pic:nvPicPr>
-                  <pic:cNvPr id="0" name="image4.png"/>
-                  <pic:cNvPicPr preferRelativeResize="0"/>
-                </pic:nvPicPr>
-                <pic:blipFill>
-                  <a:blip r:embed="rId1"/>
-                  <a:srcRect/>
-                  <a:stretch>
-                    <a:fillRect/>
-                  </a:stretch>
-                </pic:blipFill>
-                <pic:spPr>
-                  <a:xfrm>
-                    <a:off x="0" y="0"/>
-                    <a:ext cx="827593" cy="729712"/>
-                  </a:xfrm>
-                  <a:prstGeom prst="rect">
-                    <a:avLst/>
-                  </a:prstGeom>
-                  <a:ln/>
-                </pic:spPr>
-              </pic:pic>
-            </a:graphicData>
-          </a:graphic>
-        </wp:anchor>
-      </w:drawing>
     </w:r>
     <w:r>
       <w:rPr>
         <w:noProof/>
         <w:lang w:val="es-419" w:eastAsia="es-419"/>
       </w:rPr>
-      <w:drawing>
-        <wp:anchor distT="0" distB="0" distL="114300" distR="114300" simplePos="0" relativeHeight="251660288" behindDoc="0" locked="0" layoutInCell="1" hidden="0" allowOverlap="1" wp14:anchorId="34E96621" wp14:editId="78FFE30A">
-          <wp:simplePos x="0" y="0"/>
-          <wp:positionH relativeFrom="column">
-            <wp:posOffset>-1390649</wp:posOffset>
-          </wp:positionH>
-          <wp:positionV relativeFrom="paragraph">
-            <wp:posOffset>771525</wp:posOffset>
-          </wp:positionV>
-          <wp:extent cx="848360" cy="342900"/>
-          <wp:effectExtent l="0" t="0" r="0" b="0"/>
-          <wp:wrapSquare wrapText="bothSides" distT="0" distB="0" distL="114300" distR="114300"/>
-          <wp:docPr id="6" name="image6.png" descr="Colaborá con Libertad y Progreso - Fundación Libertad Y Progreso">
-            <a:extLst xmlns:a="http://schemas.openxmlformats.org/drawingml/2006/main">
-              <a:ext uri="{FF2B5EF4-FFF2-40B4-BE49-F238E27FC236}">
-                <a16:creationId xmlns:a16="http://schemas.microsoft.com/office/drawing/2014/main" id="{A0175688-EA9D-43B6-BB26-74A9BF4466F7}"/>
-              </a:ext>
-            </a:extLst>
-          </wp:docPr>
-          <wp:cNvGraphicFramePr/>
-          <a:graphic xmlns:a="http://schemas.openxmlformats.org/drawingml/2006/main">
-            <a:graphicData uri="http://schemas.openxmlformats.org/drawingml/2006/picture">
-              <pic:pic xmlns:pic="http://schemas.openxmlformats.org/drawingml/2006/picture">
-                <pic:nvPicPr>
-                  <pic:cNvPr id="0" name="image6.png" descr="Colaborá con Libertad y Progreso - Fundación Libertad Y Progreso"/>
-                  <pic:cNvPicPr preferRelativeResize="0"/>
-                </pic:nvPicPr>
-                <pic:blipFill>
-                  <a:blip r:embed="rId2"/>
-                  <a:srcRect l="25959" t="24303" r="7277" b="6831"/>
-                  <a:stretch>
-                    <a:fillRect/>
-                  </a:stretch>
-                </pic:blipFill>
-                <pic:spPr>
-                  <a:xfrm>
-                    <a:off x="0" y="0"/>
-                    <a:ext cx="848360" cy="342900"/>
-                  </a:xfrm>
-                  <a:prstGeom prst="rect">
-                    <a:avLst/>
-                  </a:prstGeom>
-                  <a:ln/>
-                </pic:spPr>
-              </pic:pic>
-            </a:graphicData>
-          </a:graphic>
-        </wp:anchor>
-      </w:drawing>
     </w:r>
     <w:r>
       <w:rPr>
@@ -3181,7 +3007,6 @@
         <w:sz w:val="20"/>
         <w:szCs w:val="20"/>
       </w:rPr>
-      <w:t>6</w:t>
     </w:r>
   </w:p>
 </w:hdr>
@@ -3190,304 +3015,6 @@
 <file path=word/numbering.xml><?xml version="1.0" encoding="utf-8"?>
 <w:numbering xmlns:wpc="http://schemas.microsoft.com/office/word/2010/wordprocessingCanvas" xmlns:cx="http://schemas.microsoft.com/office/drawing/2014/chartex" xmlns:cx1="http://schemas.microsoft.com/office/drawing/2015/9/8/chartex" xmlns:cx2="http://schemas.microsoft.com/office/drawing/2015/10/21/chartex" xmlns:cx3="http://schemas.microsoft.com/office/drawing/2016/5/9/chartex" xmlns:cx4="http://schemas.microsoft.com/office/drawing/2016/5/10/chartex" xmlns:cx5="http://schemas.microsoft.com/office/drawing/2016/5/11/chartex" xmlns:cx6="http://schemas.microsoft.com/office/drawing/2016/5/12/chartex" xmlns:cx7="http://schemas.microsoft.com/office/drawing/2016/5/13/chartex" xmlns:cx8="http://schemas.microsoft.com/office/drawing/2016/5/14/chartex" xmlns:mc="http://schemas.openxmlformats.org/markup-compatibility/2006" xmlns:aink="http://schemas.microsoft.com/office/drawing/2016/ink" xmlns:am3d="http://schemas.microsoft.com/office/drawing/2017/model3d" xmlns:o="urn:schemas-microsoft-com:office:office" xmlns:oel="http://schemas.microsoft.com/office/2019/extlst" xmlns:r="http://schemas.openxmlformats.org/officeDocument/2006/relationships" xmlns:m="http://schemas.openxmlformats.org/officeDocument/2006/math" xmlns:v="urn:schemas-microsoft-com:vml" xmlns:wp14="http://schemas.microsoft.com/office/word/2010/wordprocessingDrawing" xmlns:wp="http://schemas.openxmlformats.org/drawingml/2006/wordprocessingDrawing" xmlns:w10="urn:schemas-microsoft-com:office:word" xmlns:w="http://schemas.openxmlformats.org/wordprocessingml/2006/main" xmlns:w14="http://schemas.microsoft.com/office/word/2010/wordml" xmlns:w15="http://schemas.microsoft.com/office/word/2012/wordml" xmlns:w16cex="http://schemas.microsoft.com/office/word/2018/wordml/cex" xmlns:w16cid="http://schemas.microsoft.com/office/word/2016/wordml/cid" xmlns:w16="http://schemas.microsoft.com/office/word/2018/wordml" xmlns:w16du="http://schemas.microsoft.com/office/word/2023/wordml/word16du" xmlns:w16sdtdh="http://schemas.microsoft.com/office/word/2020/wordml/sdtdatahash" xmlns:w16sdtfl="http://schemas.microsoft.com/office/word/2024/wordml/sdtformatlock" xmlns:w16se="http://schemas.microsoft.com/office/word/2015/wordml/symex" xmlns:wpg="http://schemas.microsoft.com/office/word/2010/wordprocessingGroup" xmlns:wpi="http://schemas.microsoft.com/office/word/2010/wordprocessingInk" xmlns:wne="http://schemas.microsoft.com/office/word/2006/wordml" xmlns:wps="http://schemas.microsoft.com/office/word/2010/wordprocessingShape" mc:Ignorable="w14 w15 w16se w16cid w16 w16cex w16sdtdh w16sdtfl w16du wp14">
   <w:abstractNum w:abstractNumId="0" w15:restartNumberingAfterBreak="0">
-    <w:nsid w:val="02940DAA"/>
-    <w:multiLevelType w:val="multilevel"/>
-    <w:tmpl w:val="C3AE9332"/>
-    <w:lvl w:ilvl="0">
-      <w:start w:val="1"/>
-      <w:numFmt w:val="bullet"/>
-      <w:lvlText w:val=""/>
-      <w:lvlJc w:val="left"/>
-      <w:pPr>
-        <w:tabs>
-          <w:tab w:val="num" w:pos="720"/>
-        </w:tabs>
-        <w:ind w:left="720" w:hanging="360"/>
-      </w:pPr>
-      <w:rPr>
-        <w:rFonts w:ascii="Symbol" w:hAnsi="Symbol" w:hint="default"/>
-        <w:sz w:val="20"/>
-      </w:rPr>
-    </w:lvl>
-    <w:lvl w:ilvl="1">
-      <w:start w:val="1"/>
-      <w:numFmt w:val="bullet"/>
-      <w:lvlText w:val="o"/>
-      <w:lvlJc w:val="left"/>
-      <w:pPr>
-        <w:tabs>
-          <w:tab w:val="num" w:pos="1440"/>
-        </w:tabs>
-        <w:ind w:left="1440" w:hanging="360"/>
-      </w:pPr>
-      <w:rPr>
-        <w:rFonts w:ascii="Courier New" w:hAnsi="Courier New" w:hint="default"/>
-        <w:sz w:val="20"/>
-      </w:rPr>
-    </w:lvl>
-    <w:lvl w:ilvl="2" w:tentative="1">
-      <w:start w:val="1"/>
-      <w:numFmt w:val="bullet"/>
-      <w:lvlText w:val=""/>
-      <w:lvlJc w:val="left"/>
-      <w:pPr>
-        <w:tabs>
-          <w:tab w:val="num" w:pos="2160"/>
-        </w:tabs>
-        <w:ind w:left="2160" w:hanging="360"/>
-      </w:pPr>
-      <w:rPr>
-        <w:rFonts w:ascii="Wingdings" w:hAnsi="Wingdings" w:hint="default"/>
-        <w:sz w:val="20"/>
-      </w:rPr>
-    </w:lvl>
-    <w:lvl w:ilvl="3" w:tentative="1">
-      <w:start w:val="1"/>
-      <w:numFmt w:val="bullet"/>
-      <w:lvlText w:val=""/>
-      <w:lvlJc w:val="left"/>
-      <w:pPr>
-        <w:tabs>
-          <w:tab w:val="num" w:pos="2880"/>
-        </w:tabs>
-        <w:ind w:left="2880" w:hanging="360"/>
-      </w:pPr>
-      <w:rPr>
-        <w:rFonts w:ascii="Wingdings" w:hAnsi="Wingdings" w:hint="default"/>
-        <w:sz w:val="20"/>
-      </w:rPr>
-    </w:lvl>
-    <w:lvl w:ilvl="4" w:tentative="1">
-      <w:start w:val="1"/>
-      <w:numFmt w:val="bullet"/>
-      <w:lvlText w:val=""/>
-      <w:lvlJc w:val="left"/>
-      <w:pPr>
-        <w:tabs>
-          <w:tab w:val="num" w:pos="3600"/>
-        </w:tabs>
-        <w:ind w:left="3600" w:hanging="360"/>
-      </w:pPr>
-      <w:rPr>
-        <w:rFonts w:ascii="Wingdings" w:hAnsi="Wingdings" w:hint="default"/>
-        <w:sz w:val="20"/>
-      </w:rPr>
-    </w:lvl>
-    <w:lvl w:ilvl="5" w:tentative="1">
-      <w:start w:val="1"/>
-      <w:numFmt w:val="bullet"/>
-      <w:lvlText w:val=""/>
-      <w:lvlJc w:val="left"/>
-      <w:pPr>
-        <w:tabs>
-          <w:tab w:val="num" w:pos="4320"/>
-        </w:tabs>
-        <w:ind w:left="4320" w:hanging="360"/>
-      </w:pPr>
-      <w:rPr>
-        <w:rFonts w:ascii="Wingdings" w:hAnsi="Wingdings" w:hint="default"/>
-        <w:sz w:val="20"/>
-      </w:rPr>
-    </w:lvl>
-    <w:lvl w:ilvl="6" w:tentative="1">
-      <w:start w:val="1"/>
-      <w:numFmt w:val="bullet"/>
-      <w:lvlText w:val=""/>
-      <w:lvlJc w:val="left"/>
-      <w:pPr>
-        <w:tabs>
-          <w:tab w:val="num" w:pos="5040"/>
-        </w:tabs>
-        <w:ind w:left="5040" w:hanging="360"/>
-      </w:pPr>
-      <w:rPr>
-        <w:rFonts w:ascii="Wingdings" w:hAnsi="Wingdings" w:hint="default"/>
-        <w:sz w:val="20"/>
-      </w:rPr>
-    </w:lvl>
-    <w:lvl w:ilvl="7" w:tentative="1">
-      <w:start w:val="1"/>
-      <w:numFmt w:val="bullet"/>
-      <w:lvlText w:val=""/>
-      <w:lvlJc w:val="left"/>
-      <w:pPr>
-        <w:tabs>
-          <w:tab w:val="num" w:pos="5760"/>
-        </w:tabs>
-        <w:ind w:left="5760" w:hanging="360"/>
-      </w:pPr>
-      <w:rPr>
-        <w:rFonts w:ascii="Wingdings" w:hAnsi="Wingdings" w:hint="default"/>
-        <w:sz w:val="20"/>
-      </w:rPr>
-    </w:lvl>
-    <w:lvl w:ilvl="8" w:tentative="1">
-      <w:start w:val="1"/>
-      <w:numFmt w:val="bullet"/>
-      <w:lvlText w:val=""/>
-      <w:lvlJc w:val="left"/>
-      <w:pPr>
-        <w:tabs>
-          <w:tab w:val="num" w:pos="6480"/>
-        </w:tabs>
-        <w:ind w:left="6480" w:hanging="360"/>
-      </w:pPr>
-      <w:rPr>
-        <w:rFonts w:ascii="Wingdings" w:hAnsi="Wingdings" w:hint="default"/>
-        <w:sz w:val="20"/>
-      </w:rPr>
-    </w:lvl>
-  </w:abstractNum>
-  <w:abstractNum w:abstractNumId="1" w15:restartNumberingAfterBreak="0">
-    <w:nsid w:val="0D337E2F"/>
-    <w:multiLevelType w:val="multilevel"/>
-    <w:tmpl w:val="5E624878"/>
-    <w:lvl w:ilvl="0">
-      <w:start w:val="1"/>
-      <w:numFmt w:val="bullet"/>
-      <w:lvlText w:val=""/>
-      <w:lvlJc w:val="left"/>
-      <w:pPr>
-        <w:tabs>
-          <w:tab w:val="num" w:pos="720"/>
-        </w:tabs>
-        <w:ind w:left="720" w:hanging="360"/>
-      </w:pPr>
-      <w:rPr>
-        <w:rFonts w:ascii="Symbol" w:hAnsi="Symbol" w:hint="default"/>
-        <w:sz w:val="20"/>
-      </w:rPr>
-    </w:lvl>
-    <w:lvl w:ilvl="1">
-      <w:start w:val="1"/>
-      <w:numFmt w:val="bullet"/>
-      <w:lvlText w:val="o"/>
-      <w:lvlJc w:val="left"/>
-      <w:pPr>
-        <w:tabs>
-          <w:tab w:val="num" w:pos="1440"/>
-        </w:tabs>
-        <w:ind w:left="1440" w:hanging="360"/>
-      </w:pPr>
-      <w:rPr>
-        <w:rFonts w:ascii="Courier New" w:hAnsi="Courier New" w:hint="default"/>
-        <w:sz w:val="20"/>
-      </w:rPr>
-    </w:lvl>
-    <w:lvl w:ilvl="2" w:tentative="1">
-      <w:start w:val="1"/>
-      <w:numFmt w:val="bullet"/>
-      <w:lvlText w:val=""/>
-      <w:lvlJc w:val="left"/>
-      <w:pPr>
-        <w:tabs>
-          <w:tab w:val="num" w:pos="2160"/>
-        </w:tabs>
-        <w:ind w:left="2160" w:hanging="360"/>
-      </w:pPr>
-      <w:rPr>
-        <w:rFonts w:ascii="Wingdings" w:hAnsi="Wingdings" w:hint="default"/>
-        <w:sz w:val="20"/>
-      </w:rPr>
-    </w:lvl>
-    <w:lvl w:ilvl="3" w:tentative="1">
-      <w:start w:val="1"/>
-      <w:numFmt w:val="bullet"/>
-      <w:lvlText w:val=""/>
-      <w:lvlJc w:val="left"/>
-      <w:pPr>
-        <w:tabs>
-          <w:tab w:val="num" w:pos="2880"/>
-        </w:tabs>
-        <w:ind w:left="2880" w:hanging="360"/>
-      </w:pPr>
-      <w:rPr>
-        <w:rFonts w:ascii="Wingdings" w:hAnsi="Wingdings" w:hint="default"/>
-        <w:sz w:val="20"/>
-      </w:rPr>
-    </w:lvl>
-    <w:lvl w:ilvl="4" w:tentative="1">
-      <w:start w:val="1"/>
-      <w:numFmt w:val="bullet"/>
-      <w:lvlText w:val=""/>
-      <w:lvlJc w:val="left"/>
-      <w:pPr>
-        <w:tabs>
-          <w:tab w:val="num" w:pos="3600"/>
-        </w:tabs>
-        <w:ind w:left="3600" w:hanging="360"/>
-      </w:pPr>
-      <w:rPr>
-        <w:rFonts w:ascii="Wingdings" w:hAnsi="Wingdings" w:hint="default"/>
-        <w:sz w:val="20"/>
-      </w:rPr>
-    </w:lvl>
-    <w:lvl w:ilvl="5" w:tentative="1">
-      <w:start w:val="1"/>
-      <w:numFmt w:val="bullet"/>
-      <w:lvlText w:val=""/>
-      <w:lvlJc w:val="left"/>
-      <w:pPr>
-        <w:tabs>
-          <w:tab w:val="num" w:pos="4320"/>
-        </w:tabs>
-        <w:ind w:left="4320" w:hanging="360"/>
-      </w:pPr>
-      <w:rPr>
-        <w:rFonts w:ascii="Wingdings" w:hAnsi="Wingdings" w:hint="default"/>
-        <w:sz w:val="20"/>
-      </w:rPr>
-    </w:lvl>
-    <w:lvl w:ilvl="6" w:tentative="1">
-      <w:start w:val="1"/>
-      <w:numFmt w:val="bullet"/>
-      <w:lvlText w:val=""/>
-      <w:lvlJc w:val="left"/>
-      <w:pPr>
-        <w:tabs>
-          <w:tab w:val="num" w:pos="5040"/>
-        </w:tabs>
-        <w:ind w:left="5040" w:hanging="360"/>
-      </w:pPr>
-      <w:rPr>
-        <w:rFonts w:ascii="Wingdings" w:hAnsi="Wingdings" w:hint="default"/>
-        <w:sz w:val="20"/>
-      </w:rPr>
-    </w:lvl>
-    <w:lvl w:ilvl="7" w:tentative="1">
-      <w:start w:val="1"/>
-      <w:numFmt w:val="bullet"/>
-      <w:lvlText w:val=""/>
-      <w:lvlJc w:val="left"/>
-      <w:pPr>
-        <w:tabs>
-          <w:tab w:val="num" w:pos="5760"/>
-        </w:tabs>
-        <w:ind w:left="5760" w:hanging="360"/>
-      </w:pPr>
-      <w:rPr>
-        <w:rFonts w:ascii="Wingdings" w:hAnsi="Wingdings" w:hint="default"/>
-        <w:sz w:val="20"/>
-      </w:rPr>
-    </w:lvl>
-    <w:lvl w:ilvl="8" w:tentative="1">
-      <w:start w:val="1"/>
-      <w:numFmt w:val="bullet"/>
-      <w:lvlText w:val=""/>
-      <w:lvlJc w:val="left"/>
-      <w:pPr>
-        <w:tabs>
-          <w:tab w:val="num" w:pos="6480"/>
-        </w:tabs>
-        <w:ind w:left="6480" w:hanging="360"/>
-      </w:pPr>
-      <w:rPr>
-        <w:rFonts w:ascii="Wingdings" w:hAnsi="Wingdings" w:hint="default"/>
-        <w:sz w:val="20"/>
-      </w:rPr>
-    </w:lvl>
-  </w:abstractNum>
-  <w:abstractNum w:abstractNumId="2" w15:restartNumberingAfterBreak="0">
     <w:nsid w:val="0F777AEA"/>
     <w:multiLevelType w:val="hybridMultilevel"/>
     <w:tmpl w:val="8A1848D6"/>
@@ -3600,7 +3127,7 @@
       </w:rPr>
     </w:lvl>
   </w:abstractNum>
-  <w:abstractNum w:abstractNumId="3" w15:restartNumberingAfterBreak="0">
+  <w:abstractNum w:abstractNumId="1" w15:restartNumberingAfterBreak="0">
     <w:nsid w:val="14484313"/>
     <w:multiLevelType w:val="hybridMultilevel"/>
     <w:tmpl w:val="052E1770"/>
@@ -3713,2085 +3240,11 @@
       </w:rPr>
     </w:lvl>
   </w:abstractNum>
-  <w:abstractNum w:abstractNumId="4" w15:restartNumberingAfterBreak="0">
-    <w:nsid w:val="15C020CA"/>
-    <w:multiLevelType w:val="multilevel"/>
-    <w:tmpl w:val="46709160"/>
-    <w:lvl w:ilvl="0">
-      <w:start w:val="1"/>
-      <w:numFmt w:val="bullet"/>
-      <w:lvlText w:val=""/>
-      <w:lvlJc w:val="left"/>
-      <w:pPr>
-        <w:tabs>
-          <w:tab w:val="num" w:pos="720"/>
-        </w:tabs>
-        <w:ind w:left="720" w:hanging="360"/>
-      </w:pPr>
-      <w:rPr>
-        <w:rFonts w:ascii="Symbol" w:hAnsi="Symbol" w:hint="default"/>
-        <w:sz w:val="20"/>
-      </w:rPr>
-    </w:lvl>
-    <w:lvl w:ilvl="1">
-      <w:start w:val="1"/>
-      <w:numFmt w:val="bullet"/>
-      <w:lvlText w:val="o"/>
-      <w:lvlJc w:val="left"/>
-      <w:pPr>
-        <w:tabs>
-          <w:tab w:val="num" w:pos="1440"/>
-        </w:tabs>
-        <w:ind w:left="1440" w:hanging="360"/>
-      </w:pPr>
-      <w:rPr>
-        <w:rFonts w:ascii="Courier New" w:hAnsi="Courier New" w:hint="default"/>
-        <w:sz w:val="20"/>
-      </w:rPr>
-    </w:lvl>
-    <w:lvl w:ilvl="2" w:tentative="1">
-      <w:start w:val="1"/>
-      <w:numFmt w:val="bullet"/>
-      <w:lvlText w:val=""/>
-      <w:lvlJc w:val="left"/>
-      <w:pPr>
-        <w:tabs>
-          <w:tab w:val="num" w:pos="2160"/>
-        </w:tabs>
-        <w:ind w:left="2160" w:hanging="360"/>
-      </w:pPr>
-      <w:rPr>
-        <w:rFonts w:ascii="Wingdings" w:hAnsi="Wingdings" w:hint="default"/>
-        <w:sz w:val="20"/>
-      </w:rPr>
-    </w:lvl>
-    <w:lvl w:ilvl="3" w:tentative="1">
-      <w:start w:val="1"/>
-      <w:numFmt w:val="bullet"/>
-      <w:lvlText w:val=""/>
-      <w:lvlJc w:val="left"/>
-      <w:pPr>
-        <w:tabs>
-          <w:tab w:val="num" w:pos="2880"/>
-        </w:tabs>
-        <w:ind w:left="2880" w:hanging="360"/>
-      </w:pPr>
-      <w:rPr>
-        <w:rFonts w:ascii="Wingdings" w:hAnsi="Wingdings" w:hint="default"/>
-        <w:sz w:val="20"/>
-      </w:rPr>
-    </w:lvl>
-    <w:lvl w:ilvl="4" w:tentative="1">
-      <w:start w:val="1"/>
-      <w:numFmt w:val="bullet"/>
-      <w:lvlText w:val=""/>
-      <w:lvlJc w:val="left"/>
-      <w:pPr>
-        <w:tabs>
-          <w:tab w:val="num" w:pos="3600"/>
-        </w:tabs>
-        <w:ind w:left="3600" w:hanging="360"/>
-      </w:pPr>
-      <w:rPr>
-        <w:rFonts w:ascii="Wingdings" w:hAnsi="Wingdings" w:hint="default"/>
-        <w:sz w:val="20"/>
-      </w:rPr>
-    </w:lvl>
-    <w:lvl w:ilvl="5" w:tentative="1">
-      <w:start w:val="1"/>
-      <w:numFmt w:val="bullet"/>
-      <w:lvlText w:val=""/>
-      <w:lvlJc w:val="left"/>
-      <w:pPr>
-        <w:tabs>
-          <w:tab w:val="num" w:pos="4320"/>
-        </w:tabs>
-        <w:ind w:left="4320" w:hanging="360"/>
-      </w:pPr>
-      <w:rPr>
-        <w:rFonts w:ascii="Wingdings" w:hAnsi="Wingdings" w:hint="default"/>
-        <w:sz w:val="20"/>
-      </w:rPr>
-    </w:lvl>
-    <w:lvl w:ilvl="6" w:tentative="1">
-      <w:start w:val="1"/>
-      <w:numFmt w:val="bullet"/>
-      <w:lvlText w:val=""/>
-      <w:lvlJc w:val="left"/>
-      <w:pPr>
-        <w:tabs>
-          <w:tab w:val="num" w:pos="5040"/>
-        </w:tabs>
-        <w:ind w:left="5040" w:hanging="360"/>
-      </w:pPr>
-      <w:rPr>
-        <w:rFonts w:ascii="Wingdings" w:hAnsi="Wingdings" w:hint="default"/>
-        <w:sz w:val="20"/>
-      </w:rPr>
-    </w:lvl>
-    <w:lvl w:ilvl="7" w:tentative="1">
-      <w:start w:val="1"/>
-      <w:numFmt w:val="bullet"/>
-      <w:lvlText w:val=""/>
-      <w:lvlJc w:val="left"/>
-      <w:pPr>
-        <w:tabs>
-          <w:tab w:val="num" w:pos="5760"/>
-        </w:tabs>
-        <w:ind w:left="5760" w:hanging="360"/>
-      </w:pPr>
-      <w:rPr>
-        <w:rFonts w:ascii="Wingdings" w:hAnsi="Wingdings" w:hint="default"/>
-        <w:sz w:val="20"/>
-      </w:rPr>
-    </w:lvl>
-    <w:lvl w:ilvl="8" w:tentative="1">
-      <w:start w:val="1"/>
-      <w:numFmt w:val="bullet"/>
-      <w:lvlText w:val=""/>
-      <w:lvlJc w:val="left"/>
-      <w:pPr>
-        <w:tabs>
-          <w:tab w:val="num" w:pos="6480"/>
-        </w:tabs>
-        <w:ind w:left="6480" w:hanging="360"/>
-      </w:pPr>
-      <w:rPr>
-        <w:rFonts w:ascii="Wingdings" w:hAnsi="Wingdings" w:hint="default"/>
-        <w:sz w:val="20"/>
-      </w:rPr>
-    </w:lvl>
-  </w:abstractNum>
-  <w:abstractNum w:abstractNumId="5" w15:restartNumberingAfterBreak="0">
-    <w:nsid w:val="2EDA0FF4"/>
-    <w:multiLevelType w:val="multilevel"/>
-    <w:tmpl w:val="5630F4D0"/>
-    <w:lvl w:ilvl="0">
-      <w:start w:val="1"/>
-      <w:numFmt w:val="bullet"/>
-      <w:lvlText w:val=""/>
-      <w:lvlJc w:val="left"/>
-      <w:pPr>
-        <w:tabs>
-          <w:tab w:val="num" w:pos="720"/>
-        </w:tabs>
-        <w:ind w:left="720" w:hanging="360"/>
-      </w:pPr>
-      <w:rPr>
-        <w:rFonts w:ascii="Symbol" w:hAnsi="Symbol" w:hint="default"/>
-        <w:sz w:val="20"/>
-      </w:rPr>
-    </w:lvl>
-    <w:lvl w:ilvl="1" w:tentative="1">
-      <w:start w:val="1"/>
-      <w:numFmt w:val="bullet"/>
-      <w:lvlText w:val="o"/>
-      <w:lvlJc w:val="left"/>
-      <w:pPr>
-        <w:tabs>
-          <w:tab w:val="num" w:pos="1440"/>
-        </w:tabs>
-        <w:ind w:left="1440" w:hanging="360"/>
-      </w:pPr>
-      <w:rPr>
-        <w:rFonts w:ascii="Courier New" w:hAnsi="Courier New" w:hint="default"/>
-        <w:sz w:val="20"/>
-      </w:rPr>
-    </w:lvl>
-    <w:lvl w:ilvl="2" w:tentative="1">
-      <w:start w:val="1"/>
-      <w:numFmt w:val="bullet"/>
-      <w:lvlText w:val=""/>
-      <w:lvlJc w:val="left"/>
-      <w:pPr>
-        <w:tabs>
-          <w:tab w:val="num" w:pos="2160"/>
-        </w:tabs>
-        <w:ind w:left="2160" w:hanging="360"/>
-      </w:pPr>
-      <w:rPr>
-        <w:rFonts w:ascii="Wingdings" w:hAnsi="Wingdings" w:hint="default"/>
-        <w:sz w:val="20"/>
-      </w:rPr>
-    </w:lvl>
-    <w:lvl w:ilvl="3" w:tentative="1">
-      <w:start w:val="1"/>
-      <w:numFmt w:val="bullet"/>
-      <w:lvlText w:val=""/>
-      <w:lvlJc w:val="left"/>
-      <w:pPr>
-        <w:tabs>
-          <w:tab w:val="num" w:pos="2880"/>
-        </w:tabs>
-        <w:ind w:left="2880" w:hanging="360"/>
-      </w:pPr>
-      <w:rPr>
-        <w:rFonts w:ascii="Wingdings" w:hAnsi="Wingdings" w:hint="default"/>
-        <w:sz w:val="20"/>
-      </w:rPr>
-    </w:lvl>
-    <w:lvl w:ilvl="4" w:tentative="1">
-      <w:start w:val="1"/>
-      <w:numFmt w:val="bullet"/>
-      <w:lvlText w:val=""/>
-      <w:lvlJc w:val="left"/>
-      <w:pPr>
-        <w:tabs>
-          <w:tab w:val="num" w:pos="3600"/>
-        </w:tabs>
-        <w:ind w:left="3600" w:hanging="360"/>
-      </w:pPr>
-      <w:rPr>
-        <w:rFonts w:ascii="Wingdings" w:hAnsi="Wingdings" w:hint="default"/>
-        <w:sz w:val="20"/>
-      </w:rPr>
-    </w:lvl>
-    <w:lvl w:ilvl="5" w:tentative="1">
-      <w:start w:val="1"/>
-      <w:numFmt w:val="bullet"/>
-      <w:lvlText w:val=""/>
-      <w:lvlJc w:val="left"/>
-      <w:pPr>
-        <w:tabs>
-          <w:tab w:val="num" w:pos="4320"/>
-        </w:tabs>
-        <w:ind w:left="4320" w:hanging="360"/>
-      </w:pPr>
-      <w:rPr>
-        <w:rFonts w:ascii="Wingdings" w:hAnsi="Wingdings" w:hint="default"/>
-        <w:sz w:val="20"/>
-      </w:rPr>
-    </w:lvl>
-    <w:lvl w:ilvl="6" w:tentative="1">
-      <w:start w:val="1"/>
-      <w:numFmt w:val="bullet"/>
-      <w:lvlText w:val=""/>
-      <w:lvlJc w:val="left"/>
-      <w:pPr>
-        <w:tabs>
-          <w:tab w:val="num" w:pos="5040"/>
-        </w:tabs>
-        <w:ind w:left="5040" w:hanging="360"/>
-      </w:pPr>
-      <w:rPr>
-        <w:rFonts w:ascii="Wingdings" w:hAnsi="Wingdings" w:hint="default"/>
-        <w:sz w:val="20"/>
-      </w:rPr>
-    </w:lvl>
-    <w:lvl w:ilvl="7" w:tentative="1">
-      <w:start w:val="1"/>
-      <w:numFmt w:val="bullet"/>
-      <w:lvlText w:val=""/>
-      <w:lvlJc w:val="left"/>
-      <w:pPr>
-        <w:tabs>
-          <w:tab w:val="num" w:pos="5760"/>
-        </w:tabs>
-        <w:ind w:left="5760" w:hanging="360"/>
-      </w:pPr>
-      <w:rPr>
-        <w:rFonts w:ascii="Wingdings" w:hAnsi="Wingdings" w:hint="default"/>
-        <w:sz w:val="20"/>
-      </w:rPr>
-    </w:lvl>
-    <w:lvl w:ilvl="8" w:tentative="1">
-      <w:start w:val="1"/>
-      <w:numFmt w:val="bullet"/>
-      <w:lvlText w:val=""/>
-      <w:lvlJc w:val="left"/>
-      <w:pPr>
-        <w:tabs>
-          <w:tab w:val="num" w:pos="6480"/>
-        </w:tabs>
-        <w:ind w:left="6480" w:hanging="360"/>
-      </w:pPr>
-      <w:rPr>
-        <w:rFonts w:ascii="Wingdings" w:hAnsi="Wingdings" w:hint="default"/>
-        <w:sz w:val="20"/>
-      </w:rPr>
-    </w:lvl>
-  </w:abstractNum>
-  <w:abstractNum w:abstractNumId="6" w15:restartNumberingAfterBreak="0">
-    <w:nsid w:val="34321714"/>
-    <w:multiLevelType w:val="multilevel"/>
-    <w:tmpl w:val="03762182"/>
-    <w:lvl w:ilvl="0">
-      <w:start w:val="1"/>
-      <w:numFmt w:val="bullet"/>
-      <w:lvlText w:val=""/>
-      <w:lvlJc w:val="left"/>
-      <w:pPr>
-        <w:tabs>
-          <w:tab w:val="num" w:pos="720"/>
-        </w:tabs>
-        <w:ind w:left="720" w:hanging="360"/>
-      </w:pPr>
-      <w:rPr>
-        <w:rFonts w:ascii="Symbol" w:hAnsi="Symbol" w:hint="default"/>
-        <w:sz w:val="20"/>
-      </w:rPr>
-    </w:lvl>
-    <w:lvl w:ilvl="1" w:tentative="1">
-      <w:start w:val="1"/>
-      <w:numFmt w:val="bullet"/>
-      <w:lvlText w:val="o"/>
-      <w:lvlJc w:val="left"/>
-      <w:pPr>
-        <w:tabs>
-          <w:tab w:val="num" w:pos="1440"/>
-        </w:tabs>
-        <w:ind w:left="1440" w:hanging="360"/>
-      </w:pPr>
-      <w:rPr>
-        <w:rFonts w:ascii="Courier New" w:hAnsi="Courier New" w:hint="default"/>
-        <w:sz w:val="20"/>
-      </w:rPr>
-    </w:lvl>
-    <w:lvl w:ilvl="2" w:tentative="1">
-      <w:start w:val="1"/>
-      <w:numFmt w:val="bullet"/>
-      <w:lvlText w:val=""/>
-      <w:lvlJc w:val="left"/>
-      <w:pPr>
-        <w:tabs>
-          <w:tab w:val="num" w:pos="2160"/>
-        </w:tabs>
-        <w:ind w:left="2160" w:hanging="360"/>
-      </w:pPr>
-      <w:rPr>
-        <w:rFonts w:ascii="Wingdings" w:hAnsi="Wingdings" w:hint="default"/>
-        <w:sz w:val="20"/>
-      </w:rPr>
-    </w:lvl>
-    <w:lvl w:ilvl="3" w:tentative="1">
-      <w:start w:val="1"/>
-      <w:numFmt w:val="bullet"/>
-      <w:lvlText w:val=""/>
-      <w:lvlJc w:val="left"/>
-      <w:pPr>
-        <w:tabs>
-          <w:tab w:val="num" w:pos="2880"/>
-        </w:tabs>
-        <w:ind w:left="2880" w:hanging="360"/>
-      </w:pPr>
-      <w:rPr>
-        <w:rFonts w:ascii="Wingdings" w:hAnsi="Wingdings" w:hint="default"/>
-        <w:sz w:val="20"/>
-      </w:rPr>
-    </w:lvl>
-    <w:lvl w:ilvl="4" w:tentative="1">
-      <w:start w:val="1"/>
-      <w:numFmt w:val="bullet"/>
-      <w:lvlText w:val=""/>
-      <w:lvlJc w:val="left"/>
-      <w:pPr>
-        <w:tabs>
-          <w:tab w:val="num" w:pos="3600"/>
-        </w:tabs>
-        <w:ind w:left="3600" w:hanging="360"/>
-      </w:pPr>
-      <w:rPr>
-        <w:rFonts w:ascii="Wingdings" w:hAnsi="Wingdings" w:hint="default"/>
-        <w:sz w:val="20"/>
-      </w:rPr>
-    </w:lvl>
-    <w:lvl w:ilvl="5" w:tentative="1">
-      <w:start w:val="1"/>
-      <w:numFmt w:val="bullet"/>
-      <w:lvlText w:val=""/>
-      <w:lvlJc w:val="left"/>
-      <w:pPr>
-        <w:tabs>
-          <w:tab w:val="num" w:pos="4320"/>
-        </w:tabs>
-        <w:ind w:left="4320" w:hanging="360"/>
-      </w:pPr>
-      <w:rPr>
-        <w:rFonts w:ascii="Wingdings" w:hAnsi="Wingdings" w:hint="default"/>
-        <w:sz w:val="20"/>
-      </w:rPr>
-    </w:lvl>
-    <w:lvl w:ilvl="6" w:tentative="1">
-      <w:start w:val="1"/>
-      <w:numFmt w:val="bullet"/>
-      <w:lvlText w:val=""/>
-      <w:lvlJc w:val="left"/>
-      <w:pPr>
-        <w:tabs>
-          <w:tab w:val="num" w:pos="5040"/>
-        </w:tabs>
-        <w:ind w:left="5040" w:hanging="360"/>
-      </w:pPr>
-      <w:rPr>
-        <w:rFonts w:ascii="Wingdings" w:hAnsi="Wingdings" w:hint="default"/>
-        <w:sz w:val="20"/>
-      </w:rPr>
-    </w:lvl>
-    <w:lvl w:ilvl="7" w:tentative="1">
-      <w:start w:val="1"/>
-      <w:numFmt w:val="bullet"/>
-      <w:lvlText w:val=""/>
-      <w:lvlJc w:val="left"/>
-      <w:pPr>
-        <w:tabs>
-          <w:tab w:val="num" w:pos="5760"/>
-        </w:tabs>
-        <w:ind w:left="5760" w:hanging="360"/>
-      </w:pPr>
-      <w:rPr>
-        <w:rFonts w:ascii="Wingdings" w:hAnsi="Wingdings" w:hint="default"/>
-        <w:sz w:val="20"/>
-      </w:rPr>
-    </w:lvl>
-    <w:lvl w:ilvl="8" w:tentative="1">
-      <w:start w:val="1"/>
-      <w:numFmt w:val="bullet"/>
-      <w:lvlText w:val=""/>
-      <w:lvlJc w:val="left"/>
-      <w:pPr>
-        <w:tabs>
-          <w:tab w:val="num" w:pos="6480"/>
-        </w:tabs>
-        <w:ind w:left="6480" w:hanging="360"/>
-      </w:pPr>
-      <w:rPr>
-        <w:rFonts w:ascii="Wingdings" w:hAnsi="Wingdings" w:hint="default"/>
-        <w:sz w:val="20"/>
-      </w:rPr>
-    </w:lvl>
-  </w:abstractNum>
-  <w:abstractNum w:abstractNumId="7" w15:restartNumberingAfterBreak="0">
-    <w:nsid w:val="35A402AC"/>
-    <w:multiLevelType w:val="multilevel"/>
-    <w:tmpl w:val="3B1CEDE2"/>
-    <w:lvl w:ilvl="0">
-      <w:start w:val="1"/>
-      <w:numFmt w:val="bullet"/>
-      <w:lvlText w:val=""/>
-      <w:lvlJc w:val="left"/>
-      <w:pPr>
-        <w:tabs>
-          <w:tab w:val="num" w:pos="720"/>
-        </w:tabs>
-        <w:ind w:left="720" w:hanging="360"/>
-      </w:pPr>
-      <w:rPr>
-        <w:rFonts w:ascii="Symbol" w:hAnsi="Symbol" w:hint="default"/>
-        <w:sz w:val="20"/>
-      </w:rPr>
-    </w:lvl>
-    <w:lvl w:ilvl="1" w:tentative="1">
-      <w:start w:val="1"/>
-      <w:numFmt w:val="bullet"/>
-      <w:lvlText w:val="o"/>
-      <w:lvlJc w:val="left"/>
-      <w:pPr>
-        <w:tabs>
-          <w:tab w:val="num" w:pos="1440"/>
-        </w:tabs>
-        <w:ind w:left="1440" w:hanging="360"/>
-      </w:pPr>
-      <w:rPr>
-        <w:rFonts w:ascii="Courier New" w:hAnsi="Courier New" w:hint="default"/>
-        <w:sz w:val="20"/>
-      </w:rPr>
-    </w:lvl>
-    <w:lvl w:ilvl="2" w:tentative="1">
-      <w:start w:val="1"/>
-      <w:numFmt w:val="bullet"/>
-      <w:lvlText w:val=""/>
-      <w:lvlJc w:val="left"/>
-      <w:pPr>
-        <w:tabs>
-          <w:tab w:val="num" w:pos="2160"/>
-        </w:tabs>
-        <w:ind w:left="2160" w:hanging="360"/>
-      </w:pPr>
-      <w:rPr>
-        <w:rFonts w:ascii="Wingdings" w:hAnsi="Wingdings" w:hint="default"/>
-        <w:sz w:val="20"/>
-      </w:rPr>
-    </w:lvl>
-    <w:lvl w:ilvl="3" w:tentative="1">
-      <w:start w:val="1"/>
-      <w:numFmt w:val="bullet"/>
-      <w:lvlText w:val=""/>
-      <w:lvlJc w:val="left"/>
-      <w:pPr>
-        <w:tabs>
-          <w:tab w:val="num" w:pos="2880"/>
-        </w:tabs>
-        <w:ind w:left="2880" w:hanging="360"/>
-      </w:pPr>
-      <w:rPr>
-        <w:rFonts w:ascii="Wingdings" w:hAnsi="Wingdings" w:hint="default"/>
-        <w:sz w:val="20"/>
-      </w:rPr>
-    </w:lvl>
-    <w:lvl w:ilvl="4" w:tentative="1">
-      <w:start w:val="1"/>
-      <w:numFmt w:val="bullet"/>
-      <w:lvlText w:val=""/>
-      <w:lvlJc w:val="left"/>
-      <w:pPr>
-        <w:tabs>
-          <w:tab w:val="num" w:pos="3600"/>
-        </w:tabs>
-        <w:ind w:left="3600" w:hanging="360"/>
-      </w:pPr>
-      <w:rPr>
-        <w:rFonts w:ascii="Wingdings" w:hAnsi="Wingdings" w:hint="default"/>
-        <w:sz w:val="20"/>
-      </w:rPr>
-    </w:lvl>
-    <w:lvl w:ilvl="5" w:tentative="1">
-      <w:start w:val="1"/>
-      <w:numFmt w:val="bullet"/>
-      <w:lvlText w:val=""/>
-      <w:lvlJc w:val="left"/>
-      <w:pPr>
-        <w:tabs>
-          <w:tab w:val="num" w:pos="4320"/>
-        </w:tabs>
-        <w:ind w:left="4320" w:hanging="360"/>
-      </w:pPr>
-      <w:rPr>
-        <w:rFonts w:ascii="Wingdings" w:hAnsi="Wingdings" w:hint="default"/>
-        <w:sz w:val="20"/>
-      </w:rPr>
-    </w:lvl>
-    <w:lvl w:ilvl="6" w:tentative="1">
-      <w:start w:val="1"/>
-      <w:numFmt w:val="bullet"/>
-      <w:lvlText w:val=""/>
-      <w:lvlJc w:val="left"/>
-      <w:pPr>
-        <w:tabs>
-          <w:tab w:val="num" w:pos="5040"/>
-        </w:tabs>
-        <w:ind w:left="5040" w:hanging="360"/>
-      </w:pPr>
-      <w:rPr>
-        <w:rFonts w:ascii="Wingdings" w:hAnsi="Wingdings" w:hint="default"/>
-        <w:sz w:val="20"/>
-      </w:rPr>
-    </w:lvl>
-    <w:lvl w:ilvl="7" w:tentative="1">
-      <w:start w:val="1"/>
-      <w:numFmt w:val="bullet"/>
-      <w:lvlText w:val=""/>
-      <w:lvlJc w:val="left"/>
-      <w:pPr>
-        <w:tabs>
-          <w:tab w:val="num" w:pos="5760"/>
-        </w:tabs>
-        <w:ind w:left="5760" w:hanging="360"/>
-      </w:pPr>
-      <w:rPr>
-        <w:rFonts w:ascii="Wingdings" w:hAnsi="Wingdings" w:hint="default"/>
-        <w:sz w:val="20"/>
-      </w:rPr>
-    </w:lvl>
-    <w:lvl w:ilvl="8" w:tentative="1">
-      <w:start w:val="1"/>
-      <w:numFmt w:val="bullet"/>
-      <w:lvlText w:val=""/>
-      <w:lvlJc w:val="left"/>
-      <w:pPr>
-        <w:tabs>
-          <w:tab w:val="num" w:pos="6480"/>
-        </w:tabs>
-        <w:ind w:left="6480" w:hanging="360"/>
-      </w:pPr>
-      <w:rPr>
-        <w:rFonts w:ascii="Wingdings" w:hAnsi="Wingdings" w:hint="default"/>
-        <w:sz w:val="20"/>
-      </w:rPr>
-    </w:lvl>
-  </w:abstractNum>
-  <w:abstractNum w:abstractNumId="8" w15:restartNumberingAfterBreak="0">
-    <w:nsid w:val="36033E0C"/>
-    <w:multiLevelType w:val="multilevel"/>
-    <w:tmpl w:val="412A6900"/>
-    <w:lvl w:ilvl="0">
-      <w:start w:val="1"/>
-      <w:numFmt w:val="bullet"/>
-      <w:lvlText w:val=""/>
-      <w:lvlJc w:val="left"/>
-      <w:pPr>
-        <w:tabs>
-          <w:tab w:val="num" w:pos="720"/>
-        </w:tabs>
-        <w:ind w:left="720" w:hanging="360"/>
-      </w:pPr>
-      <w:rPr>
-        <w:rFonts w:ascii="Symbol" w:hAnsi="Symbol" w:hint="default"/>
-        <w:sz w:val="20"/>
-      </w:rPr>
-    </w:lvl>
-    <w:lvl w:ilvl="1" w:tentative="1">
-      <w:start w:val="1"/>
-      <w:numFmt w:val="bullet"/>
-      <w:lvlText w:val="o"/>
-      <w:lvlJc w:val="left"/>
-      <w:pPr>
-        <w:tabs>
-          <w:tab w:val="num" w:pos="1440"/>
-        </w:tabs>
-        <w:ind w:left="1440" w:hanging="360"/>
-      </w:pPr>
-      <w:rPr>
-        <w:rFonts w:ascii="Courier New" w:hAnsi="Courier New" w:hint="default"/>
-        <w:sz w:val="20"/>
-      </w:rPr>
-    </w:lvl>
-    <w:lvl w:ilvl="2" w:tentative="1">
-      <w:start w:val="1"/>
-      <w:numFmt w:val="bullet"/>
-      <w:lvlText w:val=""/>
-      <w:lvlJc w:val="left"/>
-      <w:pPr>
-        <w:tabs>
-          <w:tab w:val="num" w:pos="2160"/>
-        </w:tabs>
-        <w:ind w:left="2160" w:hanging="360"/>
-      </w:pPr>
-      <w:rPr>
-        <w:rFonts w:ascii="Wingdings" w:hAnsi="Wingdings" w:hint="default"/>
-        <w:sz w:val="20"/>
-      </w:rPr>
-    </w:lvl>
-    <w:lvl w:ilvl="3" w:tentative="1">
-      <w:start w:val="1"/>
-      <w:numFmt w:val="bullet"/>
-      <w:lvlText w:val=""/>
-      <w:lvlJc w:val="left"/>
-      <w:pPr>
-        <w:tabs>
-          <w:tab w:val="num" w:pos="2880"/>
-        </w:tabs>
-        <w:ind w:left="2880" w:hanging="360"/>
-      </w:pPr>
-      <w:rPr>
-        <w:rFonts w:ascii="Wingdings" w:hAnsi="Wingdings" w:hint="default"/>
-        <w:sz w:val="20"/>
-      </w:rPr>
-    </w:lvl>
-    <w:lvl w:ilvl="4" w:tentative="1">
-      <w:start w:val="1"/>
-      <w:numFmt w:val="bullet"/>
-      <w:lvlText w:val=""/>
-      <w:lvlJc w:val="left"/>
-      <w:pPr>
-        <w:tabs>
-          <w:tab w:val="num" w:pos="3600"/>
-        </w:tabs>
-        <w:ind w:left="3600" w:hanging="360"/>
-      </w:pPr>
-      <w:rPr>
-        <w:rFonts w:ascii="Wingdings" w:hAnsi="Wingdings" w:hint="default"/>
-        <w:sz w:val="20"/>
-      </w:rPr>
-    </w:lvl>
-    <w:lvl w:ilvl="5" w:tentative="1">
-      <w:start w:val="1"/>
-      <w:numFmt w:val="bullet"/>
-      <w:lvlText w:val=""/>
-      <w:lvlJc w:val="left"/>
-      <w:pPr>
-        <w:tabs>
-          <w:tab w:val="num" w:pos="4320"/>
-        </w:tabs>
-        <w:ind w:left="4320" w:hanging="360"/>
-      </w:pPr>
-      <w:rPr>
-        <w:rFonts w:ascii="Wingdings" w:hAnsi="Wingdings" w:hint="default"/>
-        <w:sz w:val="20"/>
-      </w:rPr>
-    </w:lvl>
-    <w:lvl w:ilvl="6" w:tentative="1">
-      <w:start w:val="1"/>
-      <w:numFmt w:val="bullet"/>
-      <w:lvlText w:val=""/>
-      <w:lvlJc w:val="left"/>
-      <w:pPr>
-        <w:tabs>
-          <w:tab w:val="num" w:pos="5040"/>
-        </w:tabs>
-        <w:ind w:left="5040" w:hanging="360"/>
-      </w:pPr>
-      <w:rPr>
-        <w:rFonts w:ascii="Wingdings" w:hAnsi="Wingdings" w:hint="default"/>
-        <w:sz w:val="20"/>
-      </w:rPr>
-    </w:lvl>
-    <w:lvl w:ilvl="7" w:tentative="1">
-      <w:start w:val="1"/>
-      <w:numFmt w:val="bullet"/>
-      <w:lvlText w:val=""/>
-      <w:lvlJc w:val="left"/>
-      <w:pPr>
-        <w:tabs>
-          <w:tab w:val="num" w:pos="5760"/>
-        </w:tabs>
-        <w:ind w:left="5760" w:hanging="360"/>
-      </w:pPr>
-      <w:rPr>
-        <w:rFonts w:ascii="Wingdings" w:hAnsi="Wingdings" w:hint="default"/>
-        <w:sz w:val="20"/>
-      </w:rPr>
-    </w:lvl>
-    <w:lvl w:ilvl="8" w:tentative="1">
-      <w:start w:val="1"/>
-      <w:numFmt w:val="bullet"/>
-      <w:lvlText w:val=""/>
-      <w:lvlJc w:val="left"/>
-      <w:pPr>
-        <w:tabs>
-          <w:tab w:val="num" w:pos="6480"/>
-        </w:tabs>
-        <w:ind w:left="6480" w:hanging="360"/>
-      </w:pPr>
-      <w:rPr>
-        <w:rFonts w:ascii="Wingdings" w:hAnsi="Wingdings" w:hint="default"/>
-        <w:sz w:val="20"/>
-      </w:rPr>
-    </w:lvl>
-  </w:abstractNum>
-  <w:abstractNum w:abstractNumId="9" w15:restartNumberingAfterBreak="0">
-    <w:nsid w:val="3D5A69A9"/>
-    <w:multiLevelType w:val="multilevel"/>
-    <w:tmpl w:val="9620D8C2"/>
-    <w:lvl w:ilvl="0">
-      <w:start w:val="1"/>
-      <w:numFmt w:val="bullet"/>
-      <w:lvlText w:val=""/>
-      <w:lvlJc w:val="left"/>
-      <w:pPr>
-        <w:tabs>
-          <w:tab w:val="num" w:pos="720"/>
-        </w:tabs>
-        <w:ind w:left="720" w:hanging="360"/>
-      </w:pPr>
-      <w:rPr>
-        <w:rFonts w:ascii="Symbol" w:hAnsi="Symbol" w:hint="default"/>
-        <w:sz w:val="20"/>
-      </w:rPr>
-    </w:lvl>
-    <w:lvl w:ilvl="1">
-      <w:start w:val="1"/>
-      <w:numFmt w:val="bullet"/>
-      <w:lvlText w:val="o"/>
-      <w:lvlJc w:val="left"/>
-      <w:pPr>
-        <w:tabs>
-          <w:tab w:val="num" w:pos="1440"/>
-        </w:tabs>
-        <w:ind w:left="1440" w:hanging="360"/>
-      </w:pPr>
-      <w:rPr>
-        <w:rFonts w:ascii="Courier New" w:hAnsi="Courier New" w:hint="default"/>
-        <w:sz w:val="20"/>
-      </w:rPr>
-    </w:lvl>
-    <w:lvl w:ilvl="2" w:tentative="1">
-      <w:start w:val="1"/>
-      <w:numFmt w:val="bullet"/>
-      <w:lvlText w:val=""/>
-      <w:lvlJc w:val="left"/>
-      <w:pPr>
-        <w:tabs>
-          <w:tab w:val="num" w:pos="2160"/>
-        </w:tabs>
-        <w:ind w:left="2160" w:hanging="360"/>
-      </w:pPr>
-      <w:rPr>
-        <w:rFonts w:ascii="Wingdings" w:hAnsi="Wingdings" w:hint="default"/>
-        <w:sz w:val="20"/>
-      </w:rPr>
-    </w:lvl>
-    <w:lvl w:ilvl="3" w:tentative="1">
-      <w:start w:val="1"/>
-      <w:numFmt w:val="bullet"/>
-      <w:lvlText w:val=""/>
-      <w:lvlJc w:val="left"/>
-      <w:pPr>
-        <w:tabs>
-          <w:tab w:val="num" w:pos="2880"/>
-        </w:tabs>
-        <w:ind w:left="2880" w:hanging="360"/>
-      </w:pPr>
-      <w:rPr>
-        <w:rFonts w:ascii="Wingdings" w:hAnsi="Wingdings" w:hint="default"/>
-        <w:sz w:val="20"/>
-      </w:rPr>
-    </w:lvl>
-    <w:lvl w:ilvl="4" w:tentative="1">
-      <w:start w:val="1"/>
-      <w:numFmt w:val="bullet"/>
-      <w:lvlText w:val=""/>
-      <w:lvlJc w:val="left"/>
-      <w:pPr>
-        <w:tabs>
-          <w:tab w:val="num" w:pos="3600"/>
-        </w:tabs>
-        <w:ind w:left="3600" w:hanging="360"/>
-      </w:pPr>
-      <w:rPr>
-        <w:rFonts w:ascii="Wingdings" w:hAnsi="Wingdings" w:hint="default"/>
-        <w:sz w:val="20"/>
-      </w:rPr>
-    </w:lvl>
-    <w:lvl w:ilvl="5" w:tentative="1">
-      <w:start w:val="1"/>
-      <w:numFmt w:val="bullet"/>
-      <w:lvlText w:val=""/>
-      <w:lvlJc w:val="left"/>
-      <w:pPr>
-        <w:tabs>
-          <w:tab w:val="num" w:pos="4320"/>
-        </w:tabs>
-        <w:ind w:left="4320" w:hanging="360"/>
-      </w:pPr>
-      <w:rPr>
-        <w:rFonts w:ascii="Wingdings" w:hAnsi="Wingdings" w:hint="default"/>
-        <w:sz w:val="20"/>
-      </w:rPr>
-    </w:lvl>
-    <w:lvl w:ilvl="6" w:tentative="1">
-      <w:start w:val="1"/>
-      <w:numFmt w:val="bullet"/>
-      <w:lvlText w:val=""/>
-      <w:lvlJc w:val="left"/>
-      <w:pPr>
-        <w:tabs>
-          <w:tab w:val="num" w:pos="5040"/>
-        </w:tabs>
-        <w:ind w:left="5040" w:hanging="360"/>
-      </w:pPr>
-      <w:rPr>
-        <w:rFonts w:ascii="Wingdings" w:hAnsi="Wingdings" w:hint="default"/>
-        <w:sz w:val="20"/>
-      </w:rPr>
-    </w:lvl>
-    <w:lvl w:ilvl="7" w:tentative="1">
-      <w:start w:val="1"/>
-      <w:numFmt w:val="bullet"/>
-      <w:lvlText w:val=""/>
-      <w:lvlJc w:val="left"/>
-      <w:pPr>
-        <w:tabs>
-          <w:tab w:val="num" w:pos="5760"/>
-        </w:tabs>
-        <w:ind w:left="5760" w:hanging="360"/>
-      </w:pPr>
-      <w:rPr>
-        <w:rFonts w:ascii="Wingdings" w:hAnsi="Wingdings" w:hint="default"/>
-        <w:sz w:val="20"/>
-      </w:rPr>
-    </w:lvl>
-    <w:lvl w:ilvl="8" w:tentative="1">
-      <w:start w:val="1"/>
-      <w:numFmt w:val="bullet"/>
-      <w:lvlText w:val=""/>
-      <w:lvlJc w:val="left"/>
-      <w:pPr>
-        <w:tabs>
-          <w:tab w:val="num" w:pos="6480"/>
-        </w:tabs>
-        <w:ind w:left="6480" w:hanging="360"/>
-      </w:pPr>
-      <w:rPr>
-        <w:rFonts w:ascii="Wingdings" w:hAnsi="Wingdings" w:hint="default"/>
-        <w:sz w:val="20"/>
-      </w:rPr>
-    </w:lvl>
-  </w:abstractNum>
-  <w:abstractNum w:abstractNumId="10" w15:restartNumberingAfterBreak="0">
-    <w:nsid w:val="40EF5546"/>
-    <w:multiLevelType w:val="hybridMultilevel"/>
-    <w:tmpl w:val="5DCA938A"/>
-    <w:lvl w:ilvl="0" w:tplc="2C0A000F">
-      <w:start w:val="1"/>
-      <w:numFmt w:val="decimal"/>
-      <w:lvlText w:val="%1."/>
-      <w:lvlJc w:val="left"/>
-      <w:pPr>
-        <w:ind w:left="720" w:hanging="360"/>
-      </w:pPr>
-      <w:rPr>
-        <w:rFonts w:hint="default"/>
-      </w:rPr>
-    </w:lvl>
-    <w:lvl w:ilvl="1" w:tplc="2C0A0019" w:tentative="1">
-      <w:start w:val="1"/>
-      <w:numFmt w:val="lowerLetter"/>
-      <w:lvlText w:val="%2."/>
-      <w:lvlJc w:val="left"/>
-      <w:pPr>
-        <w:ind w:left="1440" w:hanging="360"/>
-      </w:pPr>
-    </w:lvl>
-    <w:lvl w:ilvl="2" w:tplc="2C0A001B" w:tentative="1">
-      <w:start w:val="1"/>
-      <w:numFmt w:val="lowerRoman"/>
-      <w:lvlText w:val="%3."/>
-      <w:lvlJc w:val="right"/>
-      <w:pPr>
-        <w:ind w:left="2160" w:hanging="180"/>
-      </w:pPr>
-    </w:lvl>
-    <w:lvl w:ilvl="3" w:tplc="2C0A000F" w:tentative="1">
-      <w:start w:val="1"/>
-      <w:numFmt w:val="decimal"/>
-      <w:lvlText w:val="%4."/>
-      <w:lvlJc w:val="left"/>
-      <w:pPr>
-        <w:ind w:left="2880" w:hanging="360"/>
-      </w:pPr>
-    </w:lvl>
-    <w:lvl w:ilvl="4" w:tplc="2C0A0019" w:tentative="1">
-      <w:start w:val="1"/>
-      <w:numFmt w:val="lowerLetter"/>
-      <w:lvlText w:val="%5."/>
-      <w:lvlJc w:val="left"/>
-      <w:pPr>
-        <w:ind w:left="3600" w:hanging="360"/>
-      </w:pPr>
-    </w:lvl>
-    <w:lvl w:ilvl="5" w:tplc="2C0A001B" w:tentative="1">
-      <w:start w:val="1"/>
-      <w:numFmt w:val="lowerRoman"/>
-      <w:lvlText w:val="%6."/>
-      <w:lvlJc w:val="right"/>
-      <w:pPr>
-        <w:ind w:left="4320" w:hanging="180"/>
-      </w:pPr>
-    </w:lvl>
-    <w:lvl w:ilvl="6" w:tplc="2C0A000F" w:tentative="1">
-      <w:start w:val="1"/>
-      <w:numFmt w:val="decimal"/>
-      <w:lvlText w:val="%7."/>
-      <w:lvlJc w:val="left"/>
-      <w:pPr>
-        <w:ind w:left="5040" w:hanging="360"/>
-      </w:pPr>
-    </w:lvl>
-    <w:lvl w:ilvl="7" w:tplc="2C0A0019" w:tentative="1">
-      <w:start w:val="1"/>
-      <w:numFmt w:val="lowerLetter"/>
-      <w:lvlText w:val="%8."/>
-      <w:lvlJc w:val="left"/>
-      <w:pPr>
-        <w:ind w:left="5760" w:hanging="360"/>
-      </w:pPr>
-    </w:lvl>
-    <w:lvl w:ilvl="8" w:tplc="2C0A001B" w:tentative="1">
-      <w:start w:val="1"/>
-      <w:numFmt w:val="lowerRoman"/>
-      <w:lvlText w:val="%9."/>
-      <w:lvlJc w:val="right"/>
-      <w:pPr>
-        <w:ind w:left="6480" w:hanging="180"/>
-      </w:pPr>
-    </w:lvl>
-  </w:abstractNum>
-  <w:abstractNum w:abstractNumId="11" w15:restartNumberingAfterBreak="0">
-    <w:nsid w:val="43C231AF"/>
-    <w:multiLevelType w:val="multilevel"/>
-    <w:tmpl w:val="61208672"/>
-    <w:lvl w:ilvl="0">
-      <w:start w:val="1"/>
-      <w:numFmt w:val="bullet"/>
-      <w:lvlText w:val=""/>
-      <w:lvlJc w:val="left"/>
-      <w:pPr>
-        <w:tabs>
-          <w:tab w:val="num" w:pos="720"/>
-        </w:tabs>
-        <w:ind w:left="720" w:hanging="360"/>
-      </w:pPr>
-      <w:rPr>
-        <w:rFonts w:ascii="Symbol" w:hAnsi="Symbol" w:hint="default"/>
-        <w:sz w:val="20"/>
-      </w:rPr>
-    </w:lvl>
-    <w:lvl w:ilvl="1" w:tentative="1">
-      <w:start w:val="1"/>
-      <w:numFmt w:val="bullet"/>
-      <w:lvlText w:val="o"/>
-      <w:lvlJc w:val="left"/>
-      <w:pPr>
-        <w:tabs>
-          <w:tab w:val="num" w:pos="1440"/>
-        </w:tabs>
-        <w:ind w:left="1440" w:hanging="360"/>
-      </w:pPr>
-      <w:rPr>
-        <w:rFonts w:ascii="Courier New" w:hAnsi="Courier New" w:hint="default"/>
-        <w:sz w:val="20"/>
-      </w:rPr>
-    </w:lvl>
-    <w:lvl w:ilvl="2" w:tentative="1">
-      <w:start w:val="1"/>
-      <w:numFmt w:val="bullet"/>
-      <w:lvlText w:val=""/>
-      <w:lvlJc w:val="left"/>
-      <w:pPr>
-        <w:tabs>
-          <w:tab w:val="num" w:pos="2160"/>
-        </w:tabs>
-        <w:ind w:left="2160" w:hanging="360"/>
-      </w:pPr>
-      <w:rPr>
-        <w:rFonts w:ascii="Wingdings" w:hAnsi="Wingdings" w:hint="default"/>
-        <w:sz w:val="20"/>
-      </w:rPr>
-    </w:lvl>
-    <w:lvl w:ilvl="3" w:tentative="1">
-      <w:start w:val="1"/>
-      <w:numFmt w:val="bullet"/>
-      <w:lvlText w:val=""/>
-      <w:lvlJc w:val="left"/>
-      <w:pPr>
-        <w:tabs>
-          <w:tab w:val="num" w:pos="2880"/>
-        </w:tabs>
-        <w:ind w:left="2880" w:hanging="360"/>
-      </w:pPr>
-      <w:rPr>
-        <w:rFonts w:ascii="Wingdings" w:hAnsi="Wingdings" w:hint="default"/>
-        <w:sz w:val="20"/>
-      </w:rPr>
-    </w:lvl>
-    <w:lvl w:ilvl="4" w:tentative="1">
-      <w:start w:val="1"/>
-      <w:numFmt w:val="bullet"/>
-      <w:lvlText w:val=""/>
-      <w:lvlJc w:val="left"/>
-      <w:pPr>
-        <w:tabs>
-          <w:tab w:val="num" w:pos="3600"/>
-        </w:tabs>
-        <w:ind w:left="3600" w:hanging="360"/>
-      </w:pPr>
-      <w:rPr>
-        <w:rFonts w:ascii="Wingdings" w:hAnsi="Wingdings" w:hint="default"/>
-        <w:sz w:val="20"/>
-      </w:rPr>
-    </w:lvl>
-    <w:lvl w:ilvl="5" w:tentative="1">
-      <w:start w:val="1"/>
-      <w:numFmt w:val="bullet"/>
-      <w:lvlText w:val=""/>
-      <w:lvlJc w:val="left"/>
-      <w:pPr>
-        <w:tabs>
-          <w:tab w:val="num" w:pos="4320"/>
-        </w:tabs>
-        <w:ind w:left="4320" w:hanging="360"/>
-      </w:pPr>
-      <w:rPr>
-        <w:rFonts w:ascii="Wingdings" w:hAnsi="Wingdings" w:hint="default"/>
-        <w:sz w:val="20"/>
-      </w:rPr>
-    </w:lvl>
-    <w:lvl w:ilvl="6" w:tentative="1">
-      <w:start w:val="1"/>
-      <w:numFmt w:val="bullet"/>
-      <w:lvlText w:val=""/>
-      <w:lvlJc w:val="left"/>
-      <w:pPr>
-        <w:tabs>
-          <w:tab w:val="num" w:pos="5040"/>
-        </w:tabs>
-        <w:ind w:left="5040" w:hanging="360"/>
-      </w:pPr>
-      <w:rPr>
-        <w:rFonts w:ascii="Wingdings" w:hAnsi="Wingdings" w:hint="default"/>
-        <w:sz w:val="20"/>
-      </w:rPr>
-    </w:lvl>
-    <w:lvl w:ilvl="7" w:tentative="1">
-      <w:start w:val="1"/>
-      <w:numFmt w:val="bullet"/>
-      <w:lvlText w:val=""/>
-      <w:lvlJc w:val="left"/>
-      <w:pPr>
-        <w:tabs>
-          <w:tab w:val="num" w:pos="5760"/>
-        </w:tabs>
-        <w:ind w:left="5760" w:hanging="360"/>
-      </w:pPr>
-      <w:rPr>
-        <w:rFonts w:ascii="Wingdings" w:hAnsi="Wingdings" w:hint="default"/>
-        <w:sz w:val="20"/>
-      </w:rPr>
-    </w:lvl>
-    <w:lvl w:ilvl="8" w:tentative="1">
-      <w:start w:val="1"/>
-      <w:numFmt w:val="bullet"/>
-      <w:lvlText w:val=""/>
-      <w:lvlJc w:val="left"/>
-      <w:pPr>
-        <w:tabs>
-          <w:tab w:val="num" w:pos="6480"/>
-        </w:tabs>
-        <w:ind w:left="6480" w:hanging="360"/>
-      </w:pPr>
-      <w:rPr>
-        <w:rFonts w:ascii="Wingdings" w:hAnsi="Wingdings" w:hint="default"/>
-        <w:sz w:val="20"/>
-      </w:rPr>
-    </w:lvl>
-  </w:abstractNum>
-  <w:abstractNum w:abstractNumId="12" w15:restartNumberingAfterBreak="0">
-    <w:nsid w:val="444C6637"/>
-    <w:multiLevelType w:val="multilevel"/>
-    <w:tmpl w:val="52CE2718"/>
-    <w:lvl w:ilvl="0">
-      <w:start w:val="1"/>
-      <w:numFmt w:val="bullet"/>
-      <w:lvlText w:val=""/>
-      <w:lvlJc w:val="left"/>
-      <w:pPr>
-        <w:tabs>
-          <w:tab w:val="num" w:pos="720"/>
-        </w:tabs>
-        <w:ind w:left="720" w:hanging="360"/>
-      </w:pPr>
-      <w:rPr>
-        <w:rFonts w:ascii="Symbol" w:hAnsi="Symbol" w:hint="default"/>
-        <w:sz w:val="20"/>
-      </w:rPr>
-    </w:lvl>
-    <w:lvl w:ilvl="1" w:tentative="1">
-      <w:start w:val="1"/>
-      <w:numFmt w:val="bullet"/>
-      <w:lvlText w:val="o"/>
-      <w:lvlJc w:val="left"/>
-      <w:pPr>
-        <w:tabs>
-          <w:tab w:val="num" w:pos="1440"/>
-        </w:tabs>
-        <w:ind w:left="1440" w:hanging="360"/>
-      </w:pPr>
-      <w:rPr>
-        <w:rFonts w:ascii="Courier New" w:hAnsi="Courier New" w:hint="default"/>
-        <w:sz w:val="20"/>
-      </w:rPr>
-    </w:lvl>
-    <w:lvl w:ilvl="2" w:tentative="1">
-      <w:start w:val="1"/>
-      <w:numFmt w:val="bullet"/>
-      <w:lvlText w:val=""/>
-      <w:lvlJc w:val="left"/>
-      <w:pPr>
-        <w:tabs>
-          <w:tab w:val="num" w:pos="2160"/>
-        </w:tabs>
-        <w:ind w:left="2160" w:hanging="360"/>
-      </w:pPr>
-      <w:rPr>
-        <w:rFonts w:ascii="Wingdings" w:hAnsi="Wingdings" w:hint="default"/>
-        <w:sz w:val="20"/>
-      </w:rPr>
-    </w:lvl>
-    <w:lvl w:ilvl="3" w:tentative="1">
-      <w:start w:val="1"/>
-      <w:numFmt w:val="bullet"/>
-      <w:lvlText w:val=""/>
-      <w:lvlJc w:val="left"/>
-      <w:pPr>
-        <w:tabs>
-          <w:tab w:val="num" w:pos="2880"/>
-        </w:tabs>
-        <w:ind w:left="2880" w:hanging="360"/>
-      </w:pPr>
-      <w:rPr>
-        <w:rFonts w:ascii="Wingdings" w:hAnsi="Wingdings" w:hint="default"/>
-        <w:sz w:val="20"/>
-      </w:rPr>
-    </w:lvl>
-    <w:lvl w:ilvl="4" w:tentative="1">
-      <w:start w:val="1"/>
-      <w:numFmt w:val="bullet"/>
-      <w:lvlText w:val=""/>
-      <w:lvlJc w:val="left"/>
-      <w:pPr>
-        <w:tabs>
-          <w:tab w:val="num" w:pos="3600"/>
-        </w:tabs>
-        <w:ind w:left="3600" w:hanging="360"/>
-      </w:pPr>
-      <w:rPr>
-        <w:rFonts w:ascii="Wingdings" w:hAnsi="Wingdings" w:hint="default"/>
-        <w:sz w:val="20"/>
-      </w:rPr>
-    </w:lvl>
-    <w:lvl w:ilvl="5" w:tentative="1">
-      <w:start w:val="1"/>
-      <w:numFmt w:val="bullet"/>
-      <w:lvlText w:val=""/>
-      <w:lvlJc w:val="left"/>
-      <w:pPr>
-        <w:tabs>
-          <w:tab w:val="num" w:pos="4320"/>
-        </w:tabs>
-        <w:ind w:left="4320" w:hanging="360"/>
-      </w:pPr>
-      <w:rPr>
-        <w:rFonts w:ascii="Wingdings" w:hAnsi="Wingdings" w:hint="default"/>
-        <w:sz w:val="20"/>
-      </w:rPr>
-    </w:lvl>
-    <w:lvl w:ilvl="6" w:tentative="1">
-      <w:start w:val="1"/>
-      <w:numFmt w:val="bullet"/>
-      <w:lvlText w:val=""/>
-      <w:lvlJc w:val="left"/>
-      <w:pPr>
-        <w:tabs>
-          <w:tab w:val="num" w:pos="5040"/>
-        </w:tabs>
-        <w:ind w:left="5040" w:hanging="360"/>
-      </w:pPr>
-      <w:rPr>
-        <w:rFonts w:ascii="Wingdings" w:hAnsi="Wingdings" w:hint="default"/>
-        <w:sz w:val="20"/>
-      </w:rPr>
-    </w:lvl>
-    <w:lvl w:ilvl="7" w:tentative="1">
-      <w:start w:val="1"/>
-      <w:numFmt w:val="bullet"/>
-      <w:lvlText w:val=""/>
-      <w:lvlJc w:val="left"/>
-      <w:pPr>
-        <w:tabs>
-          <w:tab w:val="num" w:pos="5760"/>
-        </w:tabs>
-        <w:ind w:left="5760" w:hanging="360"/>
-      </w:pPr>
-      <w:rPr>
-        <w:rFonts w:ascii="Wingdings" w:hAnsi="Wingdings" w:hint="default"/>
-        <w:sz w:val="20"/>
-      </w:rPr>
-    </w:lvl>
-    <w:lvl w:ilvl="8" w:tentative="1">
-      <w:start w:val="1"/>
-      <w:numFmt w:val="bullet"/>
-      <w:lvlText w:val=""/>
-      <w:lvlJc w:val="left"/>
-      <w:pPr>
-        <w:tabs>
-          <w:tab w:val="num" w:pos="6480"/>
-        </w:tabs>
-        <w:ind w:left="6480" w:hanging="360"/>
-      </w:pPr>
-      <w:rPr>
-        <w:rFonts w:ascii="Wingdings" w:hAnsi="Wingdings" w:hint="default"/>
-        <w:sz w:val="20"/>
-      </w:rPr>
-    </w:lvl>
-  </w:abstractNum>
-  <w:abstractNum w:abstractNumId="13" w15:restartNumberingAfterBreak="0">
-    <w:nsid w:val="45C714BF"/>
-    <w:multiLevelType w:val="multilevel"/>
-    <w:tmpl w:val="401A700E"/>
-    <w:lvl w:ilvl="0">
-      <w:start w:val="1"/>
-      <w:numFmt w:val="bullet"/>
-      <w:lvlText w:val=""/>
-      <w:lvlJc w:val="left"/>
-      <w:pPr>
-        <w:tabs>
-          <w:tab w:val="num" w:pos="720"/>
-        </w:tabs>
-        <w:ind w:left="720" w:hanging="360"/>
-      </w:pPr>
-      <w:rPr>
-        <w:rFonts w:ascii="Symbol" w:hAnsi="Symbol" w:hint="default"/>
-        <w:sz w:val="20"/>
-      </w:rPr>
-    </w:lvl>
-    <w:lvl w:ilvl="1" w:tentative="1">
-      <w:start w:val="1"/>
-      <w:numFmt w:val="bullet"/>
-      <w:lvlText w:val="o"/>
-      <w:lvlJc w:val="left"/>
-      <w:pPr>
-        <w:tabs>
-          <w:tab w:val="num" w:pos="1440"/>
-        </w:tabs>
-        <w:ind w:left="1440" w:hanging="360"/>
-      </w:pPr>
-      <w:rPr>
-        <w:rFonts w:ascii="Courier New" w:hAnsi="Courier New" w:hint="default"/>
-        <w:sz w:val="20"/>
-      </w:rPr>
-    </w:lvl>
-    <w:lvl w:ilvl="2" w:tentative="1">
-      <w:start w:val="1"/>
-      <w:numFmt w:val="bullet"/>
-      <w:lvlText w:val=""/>
-      <w:lvlJc w:val="left"/>
-      <w:pPr>
-        <w:tabs>
-          <w:tab w:val="num" w:pos="2160"/>
-        </w:tabs>
-        <w:ind w:left="2160" w:hanging="360"/>
-      </w:pPr>
-      <w:rPr>
-        <w:rFonts w:ascii="Wingdings" w:hAnsi="Wingdings" w:hint="default"/>
-        <w:sz w:val="20"/>
-      </w:rPr>
-    </w:lvl>
-    <w:lvl w:ilvl="3" w:tentative="1">
-      <w:start w:val="1"/>
-      <w:numFmt w:val="bullet"/>
-      <w:lvlText w:val=""/>
-      <w:lvlJc w:val="left"/>
-      <w:pPr>
-        <w:tabs>
-          <w:tab w:val="num" w:pos="2880"/>
-        </w:tabs>
-        <w:ind w:left="2880" w:hanging="360"/>
-      </w:pPr>
-      <w:rPr>
-        <w:rFonts w:ascii="Wingdings" w:hAnsi="Wingdings" w:hint="default"/>
-        <w:sz w:val="20"/>
-      </w:rPr>
-    </w:lvl>
-    <w:lvl w:ilvl="4" w:tentative="1">
-      <w:start w:val="1"/>
-      <w:numFmt w:val="bullet"/>
-      <w:lvlText w:val=""/>
-      <w:lvlJc w:val="left"/>
-      <w:pPr>
-        <w:tabs>
-          <w:tab w:val="num" w:pos="3600"/>
-        </w:tabs>
-        <w:ind w:left="3600" w:hanging="360"/>
-      </w:pPr>
-      <w:rPr>
-        <w:rFonts w:ascii="Wingdings" w:hAnsi="Wingdings" w:hint="default"/>
-        <w:sz w:val="20"/>
-      </w:rPr>
-    </w:lvl>
-    <w:lvl w:ilvl="5" w:tentative="1">
-      <w:start w:val="1"/>
-      <w:numFmt w:val="bullet"/>
-      <w:lvlText w:val=""/>
-      <w:lvlJc w:val="left"/>
-      <w:pPr>
-        <w:tabs>
-          <w:tab w:val="num" w:pos="4320"/>
-        </w:tabs>
-        <w:ind w:left="4320" w:hanging="360"/>
-      </w:pPr>
-      <w:rPr>
-        <w:rFonts w:ascii="Wingdings" w:hAnsi="Wingdings" w:hint="default"/>
-        <w:sz w:val="20"/>
-      </w:rPr>
-    </w:lvl>
-    <w:lvl w:ilvl="6" w:tentative="1">
-      <w:start w:val="1"/>
-      <w:numFmt w:val="bullet"/>
-      <w:lvlText w:val=""/>
-      <w:lvlJc w:val="left"/>
-      <w:pPr>
-        <w:tabs>
-          <w:tab w:val="num" w:pos="5040"/>
-        </w:tabs>
-        <w:ind w:left="5040" w:hanging="360"/>
-      </w:pPr>
-      <w:rPr>
-        <w:rFonts w:ascii="Wingdings" w:hAnsi="Wingdings" w:hint="default"/>
-        <w:sz w:val="20"/>
-      </w:rPr>
-    </w:lvl>
-    <w:lvl w:ilvl="7" w:tentative="1">
-      <w:start w:val="1"/>
-      <w:numFmt w:val="bullet"/>
-      <w:lvlText w:val=""/>
-      <w:lvlJc w:val="left"/>
-      <w:pPr>
-        <w:tabs>
-          <w:tab w:val="num" w:pos="5760"/>
-        </w:tabs>
-        <w:ind w:left="5760" w:hanging="360"/>
-      </w:pPr>
-      <w:rPr>
-        <w:rFonts w:ascii="Wingdings" w:hAnsi="Wingdings" w:hint="default"/>
-        <w:sz w:val="20"/>
-      </w:rPr>
-    </w:lvl>
-    <w:lvl w:ilvl="8" w:tentative="1">
-      <w:start w:val="1"/>
-      <w:numFmt w:val="bullet"/>
-      <w:lvlText w:val=""/>
-      <w:lvlJc w:val="left"/>
-      <w:pPr>
-        <w:tabs>
-          <w:tab w:val="num" w:pos="6480"/>
-        </w:tabs>
-        <w:ind w:left="6480" w:hanging="360"/>
-      </w:pPr>
-      <w:rPr>
-        <w:rFonts w:ascii="Wingdings" w:hAnsi="Wingdings" w:hint="default"/>
-        <w:sz w:val="20"/>
-      </w:rPr>
-    </w:lvl>
-  </w:abstractNum>
-  <w:abstractNum w:abstractNumId="14" w15:restartNumberingAfterBreak="0">
-    <w:nsid w:val="5E356450"/>
-    <w:multiLevelType w:val="multilevel"/>
-    <w:tmpl w:val="37A40016"/>
-    <w:lvl w:ilvl="0">
-      <w:start w:val="1"/>
-      <w:numFmt w:val="bullet"/>
-      <w:lvlText w:val=""/>
-      <w:lvlJc w:val="left"/>
-      <w:pPr>
-        <w:tabs>
-          <w:tab w:val="num" w:pos="720"/>
-        </w:tabs>
-        <w:ind w:left="720" w:hanging="360"/>
-      </w:pPr>
-      <w:rPr>
-        <w:rFonts w:ascii="Symbol" w:hAnsi="Symbol" w:hint="default"/>
-        <w:sz w:val="20"/>
-      </w:rPr>
-    </w:lvl>
-    <w:lvl w:ilvl="1" w:tentative="1">
-      <w:start w:val="1"/>
-      <w:numFmt w:val="bullet"/>
-      <w:lvlText w:val="o"/>
-      <w:lvlJc w:val="left"/>
-      <w:pPr>
-        <w:tabs>
-          <w:tab w:val="num" w:pos="1440"/>
-        </w:tabs>
-        <w:ind w:left="1440" w:hanging="360"/>
-      </w:pPr>
-      <w:rPr>
-        <w:rFonts w:ascii="Courier New" w:hAnsi="Courier New" w:hint="default"/>
-        <w:sz w:val="20"/>
-      </w:rPr>
-    </w:lvl>
-    <w:lvl w:ilvl="2" w:tentative="1">
-      <w:start w:val="1"/>
-      <w:numFmt w:val="bullet"/>
-      <w:lvlText w:val=""/>
-      <w:lvlJc w:val="left"/>
-      <w:pPr>
-        <w:tabs>
-          <w:tab w:val="num" w:pos="2160"/>
-        </w:tabs>
-        <w:ind w:left="2160" w:hanging="360"/>
-      </w:pPr>
-      <w:rPr>
-        <w:rFonts w:ascii="Wingdings" w:hAnsi="Wingdings" w:hint="default"/>
-        <w:sz w:val="20"/>
-      </w:rPr>
-    </w:lvl>
-    <w:lvl w:ilvl="3" w:tentative="1">
-      <w:start w:val="1"/>
-      <w:numFmt w:val="bullet"/>
-      <w:lvlText w:val=""/>
-      <w:lvlJc w:val="left"/>
-      <w:pPr>
-        <w:tabs>
-          <w:tab w:val="num" w:pos="2880"/>
-        </w:tabs>
-        <w:ind w:left="2880" w:hanging="360"/>
-      </w:pPr>
-      <w:rPr>
-        <w:rFonts w:ascii="Wingdings" w:hAnsi="Wingdings" w:hint="default"/>
-        <w:sz w:val="20"/>
-      </w:rPr>
-    </w:lvl>
-    <w:lvl w:ilvl="4" w:tentative="1">
-      <w:start w:val="1"/>
-      <w:numFmt w:val="bullet"/>
-      <w:lvlText w:val=""/>
-      <w:lvlJc w:val="left"/>
-      <w:pPr>
-        <w:tabs>
-          <w:tab w:val="num" w:pos="3600"/>
-        </w:tabs>
-        <w:ind w:left="3600" w:hanging="360"/>
-      </w:pPr>
-      <w:rPr>
-        <w:rFonts w:ascii="Wingdings" w:hAnsi="Wingdings" w:hint="default"/>
-        <w:sz w:val="20"/>
-      </w:rPr>
-    </w:lvl>
-    <w:lvl w:ilvl="5" w:tentative="1">
-      <w:start w:val="1"/>
-      <w:numFmt w:val="bullet"/>
-      <w:lvlText w:val=""/>
-      <w:lvlJc w:val="left"/>
-      <w:pPr>
-        <w:tabs>
-          <w:tab w:val="num" w:pos="4320"/>
-        </w:tabs>
-        <w:ind w:left="4320" w:hanging="360"/>
-      </w:pPr>
-      <w:rPr>
-        <w:rFonts w:ascii="Wingdings" w:hAnsi="Wingdings" w:hint="default"/>
-        <w:sz w:val="20"/>
-      </w:rPr>
-    </w:lvl>
-    <w:lvl w:ilvl="6" w:tentative="1">
-      <w:start w:val="1"/>
-      <w:numFmt w:val="bullet"/>
-      <w:lvlText w:val=""/>
-      <w:lvlJc w:val="left"/>
-      <w:pPr>
-        <w:tabs>
-          <w:tab w:val="num" w:pos="5040"/>
-        </w:tabs>
-        <w:ind w:left="5040" w:hanging="360"/>
-      </w:pPr>
-      <w:rPr>
-        <w:rFonts w:ascii="Wingdings" w:hAnsi="Wingdings" w:hint="default"/>
-        <w:sz w:val="20"/>
-      </w:rPr>
-    </w:lvl>
-    <w:lvl w:ilvl="7" w:tentative="1">
-      <w:start w:val="1"/>
-      <w:numFmt w:val="bullet"/>
-      <w:lvlText w:val=""/>
-      <w:lvlJc w:val="left"/>
-      <w:pPr>
-        <w:tabs>
-          <w:tab w:val="num" w:pos="5760"/>
-        </w:tabs>
-        <w:ind w:left="5760" w:hanging="360"/>
-      </w:pPr>
-      <w:rPr>
-        <w:rFonts w:ascii="Wingdings" w:hAnsi="Wingdings" w:hint="default"/>
-        <w:sz w:val="20"/>
-      </w:rPr>
-    </w:lvl>
-    <w:lvl w:ilvl="8" w:tentative="1">
-      <w:start w:val="1"/>
-      <w:numFmt w:val="bullet"/>
-      <w:lvlText w:val=""/>
-      <w:lvlJc w:val="left"/>
-      <w:pPr>
-        <w:tabs>
-          <w:tab w:val="num" w:pos="6480"/>
-        </w:tabs>
-        <w:ind w:left="6480" w:hanging="360"/>
-      </w:pPr>
-      <w:rPr>
-        <w:rFonts w:ascii="Wingdings" w:hAnsi="Wingdings" w:hint="default"/>
-        <w:sz w:val="20"/>
-      </w:rPr>
-    </w:lvl>
-  </w:abstractNum>
-  <w:abstractNum w:abstractNumId="15" w15:restartNumberingAfterBreak="0">
-    <w:nsid w:val="66B736E2"/>
-    <w:multiLevelType w:val="multilevel"/>
-    <w:tmpl w:val="6396EA0A"/>
-    <w:lvl w:ilvl="0">
-      <w:start w:val="1"/>
-      <w:numFmt w:val="bullet"/>
-      <w:lvlText w:val=""/>
-      <w:lvlJc w:val="left"/>
-      <w:pPr>
-        <w:tabs>
-          <w:tab w:val="num" w:pos="720"/>
-        </w:tabs>
-        <w:ind w:left="720" w:hanging="360"/>
-      </w:pPr>
-      <w:rPr>
-        <w:rFonts w:ascii="Symbol" w:hAnsi="Symbol" w:hint="default"/>
-        <w:sz w:val="20"/>
-      </w:rPr>
-    </w:lvl>
-    <w:lvl w:ilvl="1">
-      <w:start w:val="1"/>
-      <w:numFmt w:val="bullet"/>
-      <w:lvlText w:val="o"/>
-      <w:lvlJc w:val="left"/>
-      <w:pPr>
-        <w:tabs>
-          <w:tab w:val="num" w:pos="1440"/>
-        </w:tabs>
-        <w:ind w:left="1440" w:hanging="360"/>
-      </w:pPr>
-      <w:rPr>
-        <w:rFonts w:ascii="Courier New" w:hAnsi="Courier New" w:hint="default"/>
-        <w:sz w:val="20"/>
-      </w:rPr>
-    </w:lvl>
-    <w:lvl w:ilvl="2" w:tentative="1">
-      <w:start w:val="1"/>
-      <w:numFmt w:val="bullet"/>
-      <w:lvlText w:val=""/>
-      <w:lvlJc w:val="left"/>
-      <w:pPr>
-        <w:tabs>
-          <w:tab w:val="num" w:pos="2160"/>
-        </w:tabs>
-        <w:ind w:left="2160" w:hanging="360"/>
-      </w:pPr>
-      <w:rPr>
-        <w:rFonts w:ascii="Wingdings" w:hAnsi="Wingdings" w:hint="default"/>
-        <w:sz w:val="20"/>
-      </w:rPr>
-    </w:lvl>
-    <w:lvl w:ilvl="3" w:tentative="1">
-      <w:start w:val="1"/>
-      <w:numFmt w:val="bullet"/>
-      <w:lvlText w:val=""/>
-      <w:lvlJc w:val="left"/>
-      <w:pPr>
-        <w:tabs>
-          <w:tab w:val="num" w:pos="2880"/>
-        </w:tabs>
-        <w:ind w:left="2880" w:hanging="360"/>
-      </w:pPr>
-      <w:rPr>
-        <w:rFonts w:ascii="Wingdings" w:hAnsi="Wingdings" w:hint="default"/>
-        <w:sz w:val="20"/>
-      </w:rPr>
-    </w:lvl>
-    <w:lvl w:ilvl="4" w:tentative="1">
-      <w:start w:val="1"/>
-      <w:numFmt w:val="bullet"/>
-      <w:lvlText w:val=""/>
-      <w:lvlJc w:val="left"/>
-      <w:pPr>
-        <w:tabs>
-          <w:tab w:val="num" w:pos="3600"/>
-        </w:tabs>
-        <w:ind w:left="3600" w:hanging="360"/>
-      </w:pPr>
-      <w:rPr>
-        <w:rFonts w:ascii="Wingdings" w:hAnsi="Wingdings" w:hint="default"/>
-        <w:sz w:val="20"/>
-      </w:rPr>
-    </w:lvl>
-    <w:lvl w:ilvl="5" w:tentative="1">
-      <w:start w:val="1"/>
-      <w:numFmt w:val="bullet"/>
-      <w:lvlText w:val=""/>
-      <w:lvlJc w:val="left"/>
-      <w:pPr>
-        <w:tabs>
-          <w:tab w:val="num" w:pos="4320"/>
-        </w:tabs>
-        <w:ind w:left="4320" w:hanging="360"/>
-      </w:pPr>
-      <w:rPr>
-        <w:rFonts w:ascii="Wingdings" w:hAnsi="Wingdings" w:hint="default"/>
-        <w:sz w:val="20"/>
-      </w:rPr>
-    </w:lvl>
-    <w:lvl w:ilvl="6" w:tentative="1">
-      <w:start w:val="1"/>
-      <w:numFmt w:val="bullet"/>
-      <w:lvlText w:val=""/>
-      <w:lvlJc w:val="left"/>
-      <w:pPr>
-        <w:tabs>
-          <w:tab w:val="num" w:pos="5040"/>
-        </w:tabs>
-        <w:ind w:left="5040" w:hanging="360"/>
-      </w:pPr>
-      <w:rPr>
-        <w:rFonts w:ascii="Wingdings" w:hAnsi="Wingdings" w:hint="default"/>
-        <w:sz w:val="20"/>
-      </w:rPr>
-    </w:lvl>
-    <w:lvl w:ilvl="7" w:tentative="1">
-      <w:start w:val="1"/>
-      <w:numFmt w:val="bullet"/>
-      <w:lvlText w:val=""/>
-      <w:lvlJc w:val="left"/>
-      <w:pPr>
-        <w:tabs>
-          <w:tab w:val="num" w:pos="5760"/>
-        </w:tabs>
-        <w:ind w:left="5760" w:hanging="360"/>
-      </w:pPr>
-      <w:rPr>
-        <w:rFonts w:ascii="Wingdings" w:hAnsi="Wingdings" w:hint="default"/>
-        <w:sz w:val="20"/>
-      </w:rPr>
-    </w:lvl>
-    <w:lvl w:ilvl="8" w:tentative="1">
-      <w:start w:val="1"/>
-      <w:numFmt w:val="bullet"/>
-      <w:lvlText w:val=""/>
-      <w:lvlJc w:val="left"/>
-      <w:pPr>
-        <w:tabs>
-          <w:tab w:val="num" w:pos="6480"/>
-        </w:tabs>
-        <w:ind w:left="6480" w:hanging="360"/>
-      </w:pPr>
-      <w:rPr>
-        <w:rFonts w:ascii="Wingdings" w:hAnsi="Wingdings" w:hint="default"/>
-        <w:sz w:val="20"/>
-      </w:rPr>
-    </w:lvl>
-  </w:abstractNum>
-  <w:abstractNum w:abstractNumId="16" w15:restartNumberingAfterBreak="0">
-    <w:nsid w:val="6D8421A6"/>
-    <w:multiLevelType w:val="multilevel"/>
-    <w:tmpl w:val="282EBB9A"/>
-    <w:lvl w:ilvl="0">
-      <w:start w:val="1"/>
-      <w:numFmt w:val="bullet"/>
-      <w:lvlText w:val=""/>
-      <w:lvlJc w:val="left"/>
-      <w:pPr>
-        <w:tabs>
-          <w:tab w:val="num" w:pos="720"/>
-        </w:tabs>
-        <w:ind w:left="720" w:hanging="360"/>
-      </w:pPr>
-      <w:rPr>
-        <w:rFonts w:ascii="Symbol" w:hAnsi="Symbol" w:hint="default"/>
-        <w:sz w:val="20"/>
-      </w:rPr>
-    </w:lvl>
-    <w:lvl w:ilvl="1" w:tentative="1">
-      <w:start w:val="1"/>
-      <w:numFmt w:val="bullet"/>
-      <w:lvlText w:val="o"/>
-      <w:lvlJc w:val="left"/>
-      <w:pPr>
-        <w:tabs>
-          <w:tab w:val="num" w:pos="1440"/>
-        </w:tabs>
-        <w:ind w:left="1440" w:hanging="360"/>
-      </w:pPr>
-      <w:rPr>
-        <w:rFonts w:ascii="Courier New" w:hAnsi="Courier New" w:hint="default"/>
-        <w:sz w:val="20"/>
-      </w:rPr>
-    </w:lvl>
-    <w:lvl w:ilvl="2" w:tentative="1">
-      <w:start w:val="1"/>
-      <w:numFmt w:val="bullet"/>
-      <w:lvlText w:val=""/>
-      <w:lvlJc w:val="left"/>
-      <w:pPr>
-        <w:tabs>
-          <w:tab w:val="num" w:pos="2160"/>
-        </w:tabs>
-        <w:ind w:left="2160" w:hanging="360"/>
-      </w:pPr>
-      <w:rPr>
-        <w:rFonts w:ascii="Wingdings" w:hAnsi="Wingdings" w:hint="default"/>
-        <w:sz w:val="20"/>
-      </w:rPr>
-    </w:lvl>
-    <w:lvl w:ilvl="3" w:tentative="1">
-      <w:start w:val="1"/>
-      <w:numFmt w:val="bullet"/>
-      <w:lvlText w:val=""/>
-      <w:lvlJc w:val="left"/>
-      <w:pPr>
-        <w:tabs>
-          <w:tab w:val="num" w:pos="2880"/>
-        </w:tabs>
-        <w:ind w:left="2880" w:hanging="360"/>
-      </w:pPr>
-      <w:rPr>
-        <w:rFonts w:ascii="Wingdings" w:hAnsi="Wingdings" w:hint="default"/>
-        <w:sz w:val="20"/>
-      </w:rPr>
-    </w:lvl>
-    <w:lvl w:ilvl="4" w:tentative="1">
-      <w:start w:val="1"/>
-      <w:numFmt w:val="bullet"/>
-      <w:lvlText w:val=""/>
-      <w:lvlJc w:val="left"/>
-      <w:pPr>
-        <w:tabs>
-          <w:tab w:val="num" w:pos="3600"/>
-        </w:tabs>
-        <w:ind w:left="3600" w:hanging="360"/>
-      </w:pPr>
-      <w:rPr>
-        <w:rFonts w:ascii="Wingdings" w:hAnsi="Wingdings" w:hint="default"/>
-        <w:sz w:val="20"/>
-      </w:rPr>
-    </w:lvl>
-    <w:lvl w:ilvl="5" w:tentative="1">
-      <w:start w:val="1"/>
-      <w:numFmt w:val="bullet"/>
-      <w:lvlText w:val=""/>
-      <w:lvlJc w:val="left"/>
-      <w:pPr>
-        <w:tabs>
-          <w:tab w:val="num" w:pos="4320"/>
-        </w:tabs>
-        <w:ind w:left="4320" w:hanging="360"/>
-      </w:pPr>
-      <w:rPr>
-        <w:rFonts w:ascii="Wingdings" w:hAnsi="Wingdings" w:hint="default"/>
-        <w:sz w:val="20"/>
-      </w:rPr>
-    </w:lvl>
-    <w:lvl w:ilvl="6" w:tentative="1">
-      <w:start w:val="1"/>
-      <w:numFmt w:val="bullet"/>
-      <w:lvlText w:val=""/>
-      <w:lvlJc w:val="left"/>
-      <w:pPr>
-        <w:tabs>
-          <w:tab w:val="num" w:pos="5040"/>
-        </w:tabs>
-        <w:ind w:left="5040" w:hanging="360"/>
-      </w:pPr>
-      <w:rPr>
-        <w:rFonts w:ascii="Wingdings" w:hAnsi="Wingdings" w:hint="default"/>
-        <w:sz w:val="20"/>
-      </w:rPr>
-    </w:lvl>
-    <w:lvl w:ilvl="7" w:tentative="1">
-      <w:start w:val="1"/>
-      <w:numFmt w:val="bullet"/>
-      <w:lvlText w:val=""/>
-      <w:lvlJc w:val="left"/>
-      <w:pPr>
-        <w:tabs>
-          <w:tab w:val="num" w:pos="5760"/>
-        </w:tabs>
-        <w:ind w:left="5760" w:hanging="360"/>
-      </w:pPr>
-      <w:rPr>
-        <w:rFonts w:ascii="Wingdings" w:hAnsi="Wingdings" w:hint="default"/>
-        <w:sz w:val="20"/>
-      </w:rPr>
-    </w:lvl>
-    <w:lvl w:ilvl="8" w:tentative="1">
-      <w:start w:val="1"/>
-      <w:numFmt w:val="bullet"/>
-      <w:lvlText w:val=""/>
-      <w:lvlJc w:val="left"/>
-      <w:pPr>
-        <w:tabs>
-          <w:tab w:val="num" w:pos="6480"/>
-        </w:tabs>
-        <w:ind w:left="6480" w:hanging="360"/>
-      </w:pPr>
-      <w:rPr>
-        <w:rFonts w:ascii="Wingdings" w:hAnsi="Wingdings" w:hint="default"/>
-        <w:sz w:val="20"/>
-      </w:rPr>
-    </w:lvl>
-  </w:abstractNum>
-  <w:abstractNum w:abstractNumId="17" w15:restartNumberingAfterBreak="0">
-    <w:nsid w:val="7BC63440"/>
-    <w:multiLevelType w:val="multilevel"/>
-    <w:tmpl w:val="51CC69C4"/>
-    <w:lvl w:ilvl="0">
-      <w:start w:val="1"/>
-      <w:numFmt w:val="bullet"/>
-      <w:lvlText w:val=""/>
-      <w:lvlJc w:val="left"/>
-      <w:pPr>
-        <w:tabs>
-          <w:tab w:val="num" w:pos="720"/>
-        </w:tabs>
-        <w:ind w:left="720" w:hanging="360"/>
-      </w:pPr>
-      <w:rPr>
-        <w:rFonts w:ascii="Symbol" w:hAnsi="Symbol" w:hint="default"/>
-        <w:sz w:val="20"/>
-      </w:rPr>
-    </w:lvl>
-    <w:lvl w:ilvl="1" w:tentative="1">
-      <w:start w:val="1"/>
-      <w:numFmt w:val="bullet"/>
-      <w:lvlText w:val="o"/>
-      <w:lvlJc w:val="left"/>
-      <w:pPr>
-        <w:tabs>
-          <w:tab w:val="num" w:pos="1440"/>
-        </w:tabs>
-        <w:ind w:left="1440" w:hanging="360"/>
-      </w:pPr>
-      <w:rPr>
-        <w:rFonts w:ascii="Courier New" w:hAnsi="Courier New" w:hint="default"/>
-        <w:sz w:val="20"/>
-      </w:rPr>
-    </w:lvl>
-    <w:lvl w:ilvl="2" w:tentative="1">
-      <w:start w:val="1"/>
-      <w:numFmt w:val="bullet"/>
-      <w:lvlText w:val=""/>
-      <w:lvlJc w:val="left"/>
-      <w:pPr>
-        <w:tabs>
-          <w:tab w:val="num" w:pos="2160"/>
-        </w:tabs>
-        <w:ind w:left="2160" w:hanging="360"/>
-      </w:pPr>
-      <w:rPr>
-        <w:rFonts w:ascii="Wingdings" w:hAnsi="Wingdings" w:hint="default"/>
-        <w:sz w:val="20"/>
-      </w:rPr>
-    </w:lvl>
-    <w:lvl w:ilvl="3" w:tentative="1">
-      <w:start w:val="1"/>
-      <w:numFmt w:val="bullet"/>
-      <w:lvlText w:val=""/>
-      <w:lvlJc w:val="left"/>
-      <w:pPr>
-        <w:tabs>
-          <w:tab w:val="num" w:pos="2880"/>
-        </w:tabs>
-        <w:ind w:left="2880" w:hanging="360"/>
-      </w:pPr>
-      <w:rPr>
-        <w:rFonts w:ascii="Wingdings" w:hAnsi="Wingdings" w:hint="default"/>
-        <w:sz w:val="20"/>
-      </w:rPr>
-    </w:lvl>
-    <w:lvl w:ilvl="4" w:tentative="1">
-      <w:start w:val="1"/>
-      <w:numFmt w:val="bullet"/>
-      <w:lvlText w:val=""/>
-      <w:lvlJc w:val="left"/>
-      <w:pPr>
-        <w:tabs>
-          <w:tab w:val="num" w:pos="3600"/>
-        </w:tabs>
-        <w:ind w:left="3600" w:hanging="360"/>
-      </w:pPr>
-      <w:rPr>
-        <w:rFonts w:ascii="Wingdings" w:hAnsi="Wingdings" w:hint="default"/>
-        <w:sz w:val="20"/>
-      </w:rPr>
-    </w:lvl>
-    <w:lvl w:ilvl="5" w:tentative="1">
-      <w:start w:val="1"/>
-      <w:numFmt w:val="bullet"/>
-      <w:lvlText w:val=""/>
-      <w:lvlJc w:val="left"/>
-      <w:pPr>
-        <w:tabs>
-          <w:tab w:val="num" w:pos="4320"/>
-        </w:tabs>
-        <w:ind w:left="4320" w:hanging="360"/>
-      </w:pPr>
-      <w:rPr>
-        <w:rFonts w:ascii="Wingdings" w:hAnsi="Wingdings" w:hint="default"/>
-        <w:sz w:val="20"/>
-      </w:rPr>
-    </w:lvl>
-    <w:lvl w:ilvl="6" w:tentative="1">
-      <w:start w:val="1"/>
-      <w:numFmt w:val="bullet"/>
-      <w:lvlText w:val=""/>
-      <w:lvlJc w:val="left"/>
-      <w:pPr>
-        <w:tabs>
-          <w:tab w:val="num" w:pos="5040"/>
-        </w:tabs>
-        <w:ind w:left="5040" w:hanging="360"/>
-      </w:pPr>
-      <w:rPr>
-        <w:rFonts w:ascii="Wingdings" w:hAnsi="Wingdings" w:hint="default"/>
-        <w:sz w:val="20"/>
-      </w:rPr>
-    </w:lvl>
-    <w:lvl w:ilvl="7" w:tentative="1">
-      <w:start w:val="1"/>
-      <w:numFmt w:val="bullet"/>
-      <w:lvlText w:val=""/>
-      <w:lvlJc w:val="left"/>
-      <w:pPr>
-        <w:tabs>
-          <w:tab w:val="num" w:pos="5760"/>
-        </w:tabs>
-        <w:ind w:left="5760" w:hanging="360"/>
-      </w:pPr>
-      <w:rPr>
-        <w:rFonts w:ascii="Wingdings" w:hAnsi="Wingdings" w:hint="default"/>
-        <w:sz w:val="20"/>
-      </w:rPr>
-    </w:lvl>
-    <w:lvl w:ilvl="8" w:tentative="1">
-      <w:start w:val="1"/>
-      <w:numFmt w:val="bullet"/>
-      <w:lvlText w:val=""/>
-      <w:lvlJc w:val="left"/>
-      <w:pPr>
-        <w:tabs>
-          <w:tab w:val="num" w:pos="6480"/>
-        </w:tabs>
-        <w:ind w:left="6480" w:hanging="360"/>
-      </w:pPr>
-      <w:rPr>
-        <w:rFonts w:ascii="Wingdings" w:hAnsi="Wingdings" w:hint="default"/>
-        <w:sz w:val="20"/>
-      </w:rPr>
-    </w:lvl>
-  </w:abstractNum>
-  <w:num w:numId="1" w16cid:durableId="1010181442">
+  <w:num w:numId="1" w16cid:durableId="1933315621">
     <w:abstractNumId w:val="0"/>
   </w:num>
-  <w:num w:numId="2" w16cid:durableId="1041394803">
-    <w:abstractNumId w:val="5"/>
-  </w:num>
-  <w:num w:numId="3" w16cid:durableId="1114599156">
-    <w:abstractNumId w:val="16"/>
-  </w:num>
-  <w:num w:numId="4" w16cid:durableId="1254585416">
-    <w:abstractNumId w:val="10"/>
-  </w:num>
-  <w:num w:numId="5" w16cid:durableId="1273438017">
-    <w:abstractNumId w:val="7"/>
-  </w:num>
-  <w:num w:numId="6" w16cid:durableId="1344090982">
-    <w:abstractNumId w:val="4"/>
-  </w:num>
-  <w:num w:numId="7" w16cid:durableId="1501115061">
-    <w:abstractNumId w:val="8"/>
-  </w:num>
-  <w:num w:numId="8" w16cid:durableId="1561864423">
+  <w:num w:numId="2" w16cid:durableId="35202934">
     <w:abstractNumId w:val="1"/>
-  </w:num>
-  <w:num w:numId="9" w16cid:durableId="1619408193">
-    <w:abstractNumId w:val="14"/>
-  </w:num>
-  <w:num w:numId="10" w16cid:durableId="1739208684">
-    <w:abstractNumId w:val="6"/>
-  </w:num>
-  <w:num w:numId="11" w16cid:durableId="1863277071">
-    <w:abstractNumId w:val="17"/>
-  </w:num>
-  <w:num w:numId="12" w16cid:durableId="1933315621">
-    <w:abstractNumId w:val="2"/>
-  </w:num>
-  <w:num w:numId="13" w16cid:durableId="200754998">
-    <w:abstractNumId w:val="9"/>
-  </w:num>
-  <w:num w:numId="14" w16cid:durableId="330178380">
-    <w:abstractNumId w:val="15"/>
-  </w:num>
-  <w:num w:numId="15" w16cid:durableId="35202934">
-    <w:abstractNumId w:val="3"/>
-  </w:num>
-  <w:num w:numId="16" w16cid:durableId="536623662">
-    <w:abstractNumId w:val="11"/>
-  </w:num>
-  <w:num w:numId="17" w16cid:durableId="853422765">
-    <w:abstractNumId w:val="13"/>
-  </w:num>
-  <w:num w:numId="18" w16cid:durableId="95059902">
-    <w:abstractNumId w:val="12"/>
   </w:num>
 </w:numbering>
 </file>
@@ -6194,7 +3647,7 @@
   <w:style w:type="paragraph" w:default="1" w:styleId="Normal">
     <w:name w:val="Normal"/>
   </w:style>
-  <w:style w:type="paragraph" w:styleId="Heading1">
+  <w:style w:type="paragraph" w:styleId="Ttulo1">
     <w:name w:val="heading 1"/>
     <w:basedOn w:val="Normal"/>
     <w:next w:val="Normal"/>
@@ -6210,7 +3663,7 @@
       <w:szCs w:val="48"/>
     </w:rPr>
   </w:style>
-  <w:style w:type="paragraph" w:styleId="Heading2">
+  <w:style w:type="paragraph" w:styleId="Ttulo2">
     <w:name w:val="heading 2"/>
     <w:basedOn w:val="Normal"/>
     <w:next w:val="Normal"/>
@@ -6226,7 +3679,7 @@
       <w:szCs w:val="36"/>
     </w:rPr>
   </w:style>
-  <w:style w:type="paragraph" w:styleId="Heading3">
+  <w:style w:type="paragraph" w:styleId="Ttulo3">
     <w:name w:val="heading 3"/>
     <w:basedOn w:val="Normal"/>
     <w:next w:val="Normal"/>
@@ -6242,7 +3695,7 @@
       <w:szCs w:val="28"/>
     </w:rPr>
   </w:style>
-  <w:style w:type="paragraph" w:styleId="Heading4">
+  <w:style w:type="paragraph" w:styleId="Ttulo4">
     <w:name w:val="heading 4"/>
     <w:basedOn w:val="Normal"/>
     <w:next w:val="Normal"/>
@@ -6258,7 +3711,7 @@
       <w:szCs w:val="24"/>
     </w:rPr>
   </w:style>
-  <w:style w:type="paragraph" w:styleId="Heading5">
+  <w:style w:type="paragraph" w:styleId="Ttulo5">
     <w:name w:val="heading 5"/>
     <w:basedOn w:val="Normal"/>
     <w:next w:val="Normal"/>
@@ -6272,7 +3725,7 @@
       <w:b/>
     </w:rPr>
   </w:style>
-  <w:style w:type="paragraph" w:styleId="Heading6">
+  <w:style w:type="paragraph" w:styleId="Ttulo6">
     <w:name w:val="heading 6"/>
     <w:basedOn w:val="Normal"/>
     <w:next w:val="Normal"/>
@@ -6288,13 +3741,13 @@
       <w:szCs w:val="20"/>
     </w:rPr>
   </w:style>
-  <w:style w:type="character" w:default="1" w:styleId="DefaultParagraphFont">
+  <w:style w:type="character" w:default="1" w:styleId="Fuentedeprrafopredeter">
     <w:name w:val="Default Paragraph Font"/>
     <w:uiPriority w:val="1"/>
     <w:semiHidden/>
     <w:unhideWhenUsed/>
   </w:style>
-  <w:style w:type="table" w:default="1" w:styleId="TableNormal">
+  <w:style w:type="table" w:default="1" w:styleId="Tablanormal">
     <w:name w:val="Normal Table"/>
     <w:uiPriority w:val="99"/>
     <w:semiHidden/>
@@ -6309,14 +3762,14 @@
       </w:tblCellMar>
     </w:tblPr>
   </w:style>
-  <w:style w:type="numbering" w:default="1" w:styleId="NoList">
+  <w:style w:type="numbering" w:default="1" w:styleId="Sinlista">
     <w:name w:val="No List"/>
     <w:uiPriority w:val="99"/>
     <w:semiHidden/>
     <w:unhideWhenUsed/>
   </w:style>
-  <w:style w:type="table" w:customStyle="1" w:styleId="TableNormal1">
-    <w:name w:val="Table Normal1"/>
+  <w:style w:type="table" w:customStyle="1" w:styleId="TableNormal">
+    <w:name w:val="Table Normal"/>
     <w:tblPr>
       <w:tblCellMar>
         <w:top w:w="0" w:type="dxa"/>
@@ -6326,7 +3779,7 @@
       </w:tblCellMar>
     </w:tblPr>
   </w:style>
-  <w:style w:type="paragraph" w:styleId="Title">
+  <w:style w:type="paragraph" w:styleId="Ttulo">
     <w:name w:val="Title"/>
     <w:basedOn w:val="Normal"/>
     <w:next w:val="Normal"/>
@@ -6341,7 +3794,7 @@
       <w:szCs w:val="72"/>
     </w:rPr>
   </w:style>
-  <w:style w:type="paragraph" w:styleId="Subtitle">
+  <w:style w:type="paragraph" w:styleId="Subttulo">
     <w:name w:val="Subtitle"/>
     <w:basedOn w:val="Normal"/>
     <w:next w:val="Normal"/>
@@ -6358,10 +3811,10 @@
       <w:szCs w:val="48"/>
     </w:rPr>
   </w:style>
-  <w:style w:type="paragraph" w:styleId="Header">
+  <w:style w:type="paragraph" w:styleId="Encabezado">
     <w:name w:val="header"/>
     <w:basedOn w:val="Normal"/>
-    <w:link w:val="HeaderChar"/>
+    <w:link w:val="EncabezadoCar"/>
     <w:uiPriority w:val="99"/>
     <w:unhideWhenUsed/>
     <w:rsid w:val="00FF3475"/>
@@ -6373,17 +3826,17 @@
       <w:spacing w:after="0" w:line="240" w:lineRule="auto"/>
     </w:pPr>
   </w:style>
-  <w:style w:type="character" w:customStyle="1" w:styleId="HeaderChar">
-    <w:name w:val="Header Char"/>
-    <w:basedOn w:val="DefaultParagraphFont"/>
-    <w:link w:val="Header"/>
+  <w:style w:type="character" w:customStyle="1" w:styleId="EncabezadoCar">
+    <w:name w:val="Encabezado Car"/>
+    <w:basedOn w:val="Fuentedeprrafopredeter"/>
+    <w:link w:val="Encabezado"/>
     <w:uiPriority w:val="99"/>
     <w:rsid w:val="00FF3475"/>
   </w:style>
-  <w:style w:type="paragraph" w:styleId="Footer">
+  <w:style w:type="paragraph" w:styleId="Piedepgina">
     <w:name w:val="footer"/>
     <w:basedOn w:val="Normal"/>
-    <w:link w:val="FooterChar"/>
+    <w:link w:val="PiedepginaCar"/>
     <w:uiPriority w:val="99"/>
     <w:unhideWhenUsed/>
     <w:rsid w:val="00FF3475"/>
@@ -6395,14 +3848,14 @@
       <w:spacing w:after="0" w:line="240" w:lineRule="auto"/>
     </w:pPr>
   </w:style>
-  <w:style w:type="character" w:customStyle="1" w:styleId="FooterChar">
-    <w:name w:val="Footer Char"/>
-    <w:basedOn w:val="DefaultParagraphFont"/>
-    <w:link w:val="Footer"/>
+  <w:style w:type="character" w:customStyle="1" w:styleId="PiedepginaCar">
+    <w:name w:val="Pie de página Car"/>
+    <w:basedOn w:val="Fuentedeprrafopredeter"/>
+    <w:link w:val="Piedepgina"/>
     <w:uiPriority w:val="99"/>
     <w:rsid w:val="00FF3475"/>
   </w:style>
-  <w:style w:type="paragraph" w:styleId="ListParagraph">
+  <w:style w:type="paragraph" w:styleId="Prrafodelista">
     <w:name w:val="List Paragraph"/>
     <w:basedOn w:val="Normal"/>
     <w:uiPriority w:val="34"/>
@@ -6433,9 +3886,9 @@
       <w:lang w:eastAsia="es-AR"/>
     </w:rPr>
   </w:style>
-  <w:style w:type="character" w:styleId="CommentReference">
+  <w:style w:type="character" w:styleId="Refdecomentario">
     <w:name w:val="annotation reference"/>
-    <w:basedOn w:val="DefaultParagraphFont"/>
+    <w:basedOn w:val="Fuentedeprrafopredeter"/>
     <w:uiPriority w:val="99"/>
     <w:semiHidden/>
     <w:unhideWhenUsed/>
@@ -6445,10 +3898,10 @@
       <w:szCs w:val="16"/>
     </w:rPr>
   </w:style>
-  <w:style w:type="paragraph" w:styleId="CommentText">
+  <w:style w:type="paragraph" w:styleId="Textocomentario">
     <w:name w:val="annotation text"/>
     <w:basedOn w:val="Normal"/>
-    <w:link w:val="CommentTextChar"/>
+    <w:link w:val="TextocomentarioCar"/>
     <w:uiPriority w:val="99"/>
     <w:unhideWhenUsed/>
     <w:rsid w:val="00CE145E"/>
@@ -6460,10 +3913,10 @@
       <w:szCs w:val="20"/>
     </w:rPr>
   </w:style>
-  <w:style w:type="character" w:customStyle="1" w:styleId="CommentTextChar">
-    <w:name w:val="Comment Text Char"/>
-    <w:basedOn w:val="DefaultParagraphFont"/>
-    <w:link w:val="CommentText"/>
+  <w:style w:type="character" w:customStyle="1" w:styleId="TextocomentarioCar">
+    <w:name w:val="Texto comentario Car"/>
+    <w:basedOn w:val="Fuentedeprrafopredeter"/>
+    <w:link w:val="Textocomentario"/>
     <w:uiPriority w:val="99"/>
     <w:rsid w:val="00CE145E"/>
     <w:rPr>
@@ -6471,11 +3924,11 @@
       <w:szCs w:val="20"/>
     </w:rPr>
   </w:style>
-  <w:style w:type="paragraph" w:styleId="CommentSubject">
+  <w:style w:type="paragraph" w:styleId="Asuntodelcomentario">
     <w:name w:val="annotation subject"/>
-    <w:basedOn w:val="CommentText"/>
-    <w:next w:val="CommentText"/>
-    <w:link w:val="CommentSubjectChar"/>
+    <w:basedOn w:val="Textocomentario"/>
+    <w:next w:val="Textocomentario"/>
+    <w:link w:val="AsuntodelcomentarioCar"/>
     <w:uiPriority w:val="99"/>
     <w:semiHidden/>
     <w:unhideWhenUsed/>
@@ -6485,10 +3938,10 @@
       <w:bCs/>
     </w:rPr>
   </w:style>
-  <w:style w:type="character" w:customStyle="1" w:styleId="CommentSubjectChar">
-    <w:name w:val="Comment Subject Char"/>
-    <w:basedOn w:val="CommentTextChar"/>
-    <w:link w:val="CommentSubject"/>
+  <w:style w:type="character" w:customStyle="1" w:styleId="AsuntodelcomentarioCar">
+    <w:name w:val="Asunto del comentario Car"/>
+    <w:basedOn w:val="TextocomentarioCar"/>
+    <w:link w:val="Asuntodelcomentario"/>
     <w:uiPriority w:val="99"/>
     <w:semiHidden/>
     <w:rsid w:val="00CE145E"/>
@@ -6499,7 +3952,7 @@
       <w:szCs w:val="20"/>
     </w:rPr>
   </w:style>
-  <w:style w:type="paragraph" w:styleId="Revision">
+  <w:style w:type="paragraph" w:styleId="Revisin">
     <w:name w:val="Revision"/>
     <w:hidden/>
     <w:uiPriority w:val="99"/>
@@ -6512,7 +3965,7 @@
   <w:style w:type="paragraph" w:customStyle="1" w:styleId="Textonotapie1">
     <w:name w:val="Texto nota pie1"/>
     <w:basedOn w:val="Normal"/>
-    <w:next w:val="FootnoteText"/>
+    <w:next w:val="Textonotapie"/>
     <w:link w:val="TextonotapieCar"/>
     <w:uiPriority w:val="99"/>
     <w:semiHidden/>
@@ -6528,7 +3981,7 @@
   </w:style>
   <w:style w:type="character" w:customStyle="1" w:styleId="TextonotapieCar">
     <w:name w:val="Texto nota pie Car"/>
-    <w:basedOn w:val="DefaultParagraphFont"/>
+    <w:basedOn w:val="Fuentedeprrafopredeter"/>
     <w:link w:val="Textonotapie1"/>
     <w:uiPriority w:val="99"/>
     <w:semiHidden/>
@@ -6538,9 +3991,9 @@
       <w:szCs w:val="20"/>
     </w:rPr>
   </w:style>
-  <w:style w:type="character" w:styleId="FootnoteReference">
+  <w:style w:type="character" w:styleId="Refdenotaalpie">
     <w:name w:val="footnote reference"/>
-    <w:basedOn w:val="DefaultParagraphFont"/>
+    <w:basedOn w:val="Fuentedeprrafopredeter"/>
     <w:uiPriority w:val="99"/>
     <w:semiHidden/>
     <w:unhideWhenUsed/>
@@ -6551,7 +4004,7 @@
   </w:style>
   <w:style w:type="character" w:customStyle="1" w:styleId="Hipervnculo1">
     <w:name w:val="Hipervínculo1"/>
-    <w:basedOn w:val="DefaultParagraphFont"/>
+    <w:basedOn w:val="Fuentedeprrafopredeter"/>
     <w:uiPriority w:val="99"/>
     <w:unhideWhenUsed/>
     <w:rsid w:val="00A53109"/>
@@ -6562,8 +4015,8 @@
   </w:style>
   <w:style w:type="table" w:customStyle="1" w:styleId="Tablaconcuadrcula1">
     <w:name w:val="Tabla con cuadrícula1"/>
-    <w:basedOn w:val="TableNormal"/>
-    <w:next w:val="TableGrid"/>
+    <w:basedOn w:val="Tablanormal"/>
+    <w:next w:val="Tablaconcuadrcula"/>
     <w:uiPriority w:val="39"/>
     <w:rsid w:val="00A53109"/>
     <w:pPr>
@@ -6585,10 +4038,10 @@
       </w:tblBorders>
     </w:tblPr>
   </w:style>
-  <w:style w:type="paragraph" w:styleId="FootnoteText">
+  <w:style w:type="paragraph" w:styleId="Textonotapie">
     <w:name w:val="footnote text"/>
     <w:basedOn w:val="Normal"/>
-    <w:link w:val="FootnoteTextChar"/>
+    <w:link w:val="TextonotapieCar1"/>
     <w:uiPriority w:val="99"/>
     <w:semiHidden/>
     <w:unhideWhenUsed/>
@@ -6601,10 +4054,10 @@
       <w:szCs w:val="20"/>
     </w:rPr>
   </w:style>
-  <w:style w:type="character" w:customStyle="1" w:styleId="FootnoteTextChar">
-    <w:name w:val="Footnote Text Char"/>
-    <w:basedOn w:val="DefaultParagraphFont"/>
-    <w:link w:val="FootnoteText"/>
+  <w:style w:type="character" w:customStyle="1" w:styleId="TextonotapieCar1">
+    <w:name w:val="Texto nota pie Car1"/>
+    <w:basedOn w:val="Fuentedeprrafopredeter"/>
+    <w:link w:val="Textonotapie"/>
     <w:uiPriority w:val="99"/>
     <w:semiHidden/>
     <w:rsid w:val="00A53109"/>
@@ -6613,9 +4066,9 @@
       <w:szCs w:val="20"/>
     </w:rPr>
   </w:style>
-  <w:style w:type="table" w:styleId="TableGrid">
+  <w:style w:type="table" w:styleId="Tablaconcuadrcula">
     <w:name w:val="Table Grid"/>
-    <w:basedOn w:val="TableNormal"/>
+    <w:basedOn w:val="Tablanormal"/>
     <w:uiPriority w:val="39"/>
     <w:rsid w:val="00A53109"/>
     <w:pPr>
@@ -6632,9 +4085,9 @@
       </w:tblBorders>
     </w:tblPr>
   </w:style>
-  <w:style w:type="character" w:styleId="Hyperlink">
+  <w:style w:type="character" w:styleId="Hipervnculo">
     <w:name w:val="Hyperlink"/>
-    <w:basedOn w:val="DefaultParagraphFont"/>
+    <w:basedOn w:val="Fuentedeprrafopredeter"/>
     <w:uiPriority w:val="99"/>
     <w:unhideWhenUsed/>
     <w:rsid w:val="00394D56"/>
@@ -6643,9 +4096,9 @@
       <w:u w:val="single"/>
     </w:rPr>
   </w:style>
-  <w:style w:type="character" w:styleId="UnresolvedMention">
+  <w:style w:type="character" w:styleId="Mencinsinresolver">
     <w:name w:val="Unresolved Mention"/>
-    <w:basedOn w:val="DefaultParagraphFont"/>
+    <w:basedOn w:val="Fuentedeprrafopredeter"/>
     <w:uiPriority w:val="99"/>
     <w:semiHidden/>
     <w:unhideWhenUsed/>
@@ -6655,9 +4108,9 @@
       <w:shd w:val="clear" w:color="auto" w:fill="E1DFDD"/>
     </w:rPr>
   </w:style>
-  <w:style w:type="character" w:styleId="FollowedHyperlink">
+  <w:style w:type="character" w:styleId="Hipervnculovisitado">
     <w:name w:val="FollowedHyperlink"/>
-    <w:basedOn w:val="DefaultParagraphFont"/>
+    <w:basedOn w:val="Fuentedeprrafopredeter"/>
     <w:uiPriority w:val="99"/>
     <w:semiHidden/>
     <w:unhideWhenUsed/>
@@ -6665,17 +4118,6 @@
     <w:rPr>
       <w:color w:val="800080" w:themeColor="followedHyperlink"/>
       <w:u w:val="single"/>
-    </w:rPr>
-  </w:style>
-  <w:style w:type="character" w:styleId="Strong">
-    <w:name w:val="Strong"/>
-    <w:basedOn w:val="DefaultParagraphFont"/>
-    <w:uiPriority w:val="22"/>
-    <w:qFormat/>
-    <w:rsid w:val="00110BA3"/>
-    <w:rPr>
-      <w:b/>
-      <w:bCs/>
     </w:rPr>
   </w:style>
 </w:styles>
@@ -6999,4 +4441,16 @@
   </a:objectDefaults>
   <a:extraClrSchemeLst/>
 </a:theme>
+</file>
+
+<file path=customXml/item1.xml><?xml version="1.0" encoding="utf-8"?>
+<b:Sources xmlns:b="http://schemas.openxmlformats.org/officeDocument/2006/bibliography" xmlns="http://schemas.openxmlformats.org/officeDocument/2006/bibliography" SelectedStyle="\APASixthEditionOfficeOnline.xsl" StyleName="APA" Version="6"/>
+</file>
+
+<file path=customXml/itemProps1.xml><?xml version="1.0" encoding="utf-8"?>
+<ds:datastoreItem xmlns:ds="http://schemas.openxmlformats.org/officeDocument/2006/customXml" ds:itemID="{651F3D50-7D1A-4865-BFE5-2AE2530FC86D}">
+  <ds:schemaRefs>
+    <ds:schemaRef ds:uri="http://schemas.openxmlformats.org/officeDocument/2006/bibliography"/>
+  </ds:schemaRefs>
+</ds:datastoreItem>
 </file>